--- a/Bai2.docx
+++ b/Bai2.docx
@@ -531,15 +531,7 @@
       </w:r>
       <w:proofErr w:type="spellEnd"/>
       <w:r>
-        <w:t xml:space="preserve"> (Default, Hover, Disabled, </w:t>
-      </w:r>
-      <w:proofErr w:type="gramStart"/>
-      <w:r>
-        <w:t>Loading,...</w:t>
-      </w:r>
-      <w:proofErr w:type="gramEnd"/>
-      <w:r>
-        <w:t xml:space="preserve">). </w:t>
+        <w:t xml:space="preserve"> (Default, Hover, Disabled, Loading,...). </w:t>
       </w:r>
       <w:proofErr w:type="spellStart"/>
       <w:r>
@@ -3660,15 +3652,7 @@
       </w:r>
       <w:proofErr w:type="spellEnd"/>
       <w:r>
-        <w:t xml:space="preserve"> hay </w:t>
-      </w:r>
-      <w:proofErr w:type="gramStart"/>
-      <w:r>
-        <w:t>do</w:t>
-      </w:r>
-      <w:proofErr w:type="gramEnd"/>
-      <w:r>
-        <w:t xml:space="preserve"> </w:t>
+        <w:t xml:space="preserve"> hay do </w:t>
       </w:r>
       <w:proofErr w:type="spellStart"/>
       <w:r>
@@ -4090,6 +4074,13 @@
         </w:rPr>
         <w:t>PHẦN 2: QUY CÁCH THIẾT KẾ BỘ NÚT TĨNH (UI KIT - WIREFRAME LEVEL)</w:t>
       </w:r>
+      <w:r>
+        <w:rPr>
+          <w:b/>
+          <w:bCs/>
+        </w:rPr>
+        <w:t>\</w:t>
+      </w:r>
     </w:p>
     <w:p>
       <w:proofErr w:type="spellStart"/>
@@ -4170,65 +4161,31 @@
       </w:r>
       <w:proofErr w:type="spellEnd"/>
       <w:r>
-        <w:t xml:space="preserve"> </w:t>
-      </w:r>
-      <w:r>
-        <w:rPr>
-          <w:b/>
-          <w:bCs/>
-        </w:rPr>
-        <w:t>Wireframe (</w:t>
-      </w:r>
-      <w:proofErr w:type="spellStart"/>
-      <w:r>
-        <w:rPr>
-          <w:b/>
-          <w:bCs/>
-        </w:rPr>
+        <w:t xml:space="preserve"> Wireframe (</w:t>
+      </w:r>
+      <w:proofErr w:type="spellStart"/>
+      <w:r>
         <w:t>Trắng</w:t>
       </w:r>
       <w:proofErr w:type="spellEnd"/>
       <w:r>
-        <w:rPr>
-          <w:b/>
-          <w:bCs/>
-        </w:rPr>
         <w:t xml:space="preserve"> / </w:t>
       </w:r>
       <w:proofErr w:type="spellStart"/>
       <w:r>
-        <w:rPr>
-          <w:b/>
-          <w:bCs/>
-        </w:rPr>
         <w:t>Đen</w:t>
       </w:r>
       <w:proofErr w:type="spellEnd"/>
       <w:r>
-        <w:rPr>
-          <w:b/>
-          <w:bCs/>
-        </w:rPr>
         <w:t xml:space="preserve"> / </w:t>
       </w:r>
       <w:proofErr w:type="spellStart"/>
       <w:r>
-        <w:rPr>
-          <w:b/>
-          <w:bCs/>
-        </w:rPr>
         <w:t>Xám</w:t>
       </w:r>
       <w:proofErr w:type="spellEnd"/>
       <w:r>
-        <w:rPr>
-          <w:b/>
-          <w:bCs/>
-        </w:rPr>
-        <w:t>)</w:t>
-      </w:r>
-      <w:r>
-        <w:t xml:space="preserve">, </w:t>
+        <w:t xml:space="preserve">), </w:t>
       </w:r>
       <w:proofErr w:type="spellStart"/>
       <w:r>
@@ -4345,775 +4302,1429 @@
     </w:p>
     <w:p>
       <w:r>
-        <w:t>Plaintext</w:t>
+        <w:rPr>
+          <w:b/>
+          <w:bCs/>
+        </w:rPr>
+        <w:t xml:space="preserve">1. </w:t>
+      </w:r>
+      <w:proofErr w:type="spellStart"/>
+      <w:r>
+        <w:rPr>
+          <w:b/>
+          <w:bCs/>
+        </w:rPr>
+        <w:t>Trạng</w:t>
+      </w:r>
+      <w:proofErr w:type="spellEnd"/>
+      <w:r>
+        <w:rPr>
+          <w:b/>
+          <w:bCs/>
+        </w:rPr>
+        <w:t xml:space="preserve"> </w:t>
+      </w:r>
+      <w:proofErr w:type="spellStart"/>
+      <w:r>
+        <w:rPr>
+          <w:b/>
+          <w:bCs/>
+        </w:rPr>
+        <w:t>thái</w:t>
+      </w:r>
+      <w:proofErr w:type="spellEnd"/>
+      <w:r>
+        <w:rPr>
+          <w:b/>
+          <w:bCs/>
+        </w:rPr>
+        <w:t>: DISABLED (</w:t>
+      </w:r>
+      <w:proofErr w:type="spellStart"/>
+      <w:r>
+        <w:rPr>
+          <w:b/>
+          <w:bCs/>
+        </w:rPr>
+        <w:t>Nút</w:t>
+      </w:r>
+      <w:proofErr w:type="spellEnd"/>
+      <w:r>
+        <w:rPr>
+          <w:b/>
+          <w:bCs/>
+        </w:rPr>
+        <w:t xml:space="preserve"> </w:t>
+      </w:r>
+      <w:proofErr w:type="spellStart"/>
+      <w:r>
+        <w:rPr>
+          <w:b/>
+          <w:bCs/>
+        </w:rPr>
+        <w:t>mờ</w:t>
+      </w:r>
+      <w:proofErr w:type="spellEnd"/>
+      <w:r>
+        <w:rPr>
+          <w:b/>
+          <w:bCs/>
+        </w:rPr>
+        <w:t xml:space="preserve"> - </w:t>
+      </w:r>
+      <w:proofErr w:type="spellStart"/>
+      <w:r>
+        <w:rPr>
+          <w:b/>
+          <w:bCs/>
+        </w:rPr>
+        <w:t>Chưa</w:t>
+      </w:r>
+      <w:proofErr w:type="spellEnd"/>
+      <w:r>
+        <w:rPr>
+          <w:b/>
+          <w:bCs/>
+        </w:rPr>
+        <w:t xml:space="preserve"> </w:t>
+      </w:r>
+      <w:proofErr w:type="spellStart"/>
+      <w:r>
+        <w:rPr>
+          <w:b/>
+          <w:bCs/>
+        </w:rPr>
+        <w:t>đủ</w:t>
+      </w:r>
+      <w:proofErr w:type="spellEnd"/>
+      <w:r>
+        <w:rPr>
+          <w:b/>
+          <w:bCs/>
+        </w:rPr>
+        <w:t xml:space="preserve"> </w:t>
+      </w:r>
+      <w:proofErr w:type="spellStart"/>
+      <w:r>
+        <w:rPr>
+          <w:b/>
+          <w:bCs/>
+        </w:rPr>
+        <w:t>thông</w:t>
+      </w:r>
+      <w:proofErr w:type="spellEnd"/>
+      <w:r>
+        <w:rPr>
+          <w:b/>
+          <w:bCs/>
+        </w:rPr>
+        <w:t xml:space="preserve"> tin)</w:t>
       </w:r>
     </w:p>
     <w:p>
-      <w:r>
-        <w:t>================================================================================</w:t>
+      <w:pPr>
+        <w:numPr>
+          <w:ilvl w:val="0"/>
+          <w:numId w:val="4"/>
+        </w:numPr>
+      </w:pPr>
+      <w:proofErr w:type="spellStart"/>
+      <w:r>
+        <w:rPr>
+          <w:b/>
+          <w:bCs/>
+        </w:rPr>
+        <w:t>Mô</w:t>
+      </w:r>
+      <w:proofErr w:type="spellEnd"/>
+      <w:r>
+        <w:rPr>
+          <w:b/>
+          <w:bCs/>
+        </w:rPr>
+        <w:t xml:space="preserve"> </w:t>
+      </w:r>
+      <w:proofErr w:type="spellStart"/>
+      <w:r>
+        <w:rPr>
+          <w:b/>
+          <w:bCs/>
+        </w:rPr>
+        <w:t>tả</w:t>
+      </w:r>
+      <w:proofErr w:type="spellEnd"/>
+      <w:r>
+        <w:rPr>
+          <w:b/>
+          <w:bCs/>
+        </w:rPr>
+        <w:t xml:space="preserve"> </w:t>
+      </w:r>
+      <w:proofErr w:type="spellStart"/>
+      <w:r>
+        <w:rPr>
+          <w:b/>
+          <w:bCs/>
+        </w:rPr>
+        <w:t>giao</w:t>
+      </w:r>
+      <w:proofErr w:type="spellEnd"/>
+      <w:r>
+        <w:rPr>
+          <w:b/>
+          <w:bCs/>
+        </w:rPr>
+        <w:t xml:space="preserve"> </w:t>
+      </w:r>
+      <w:proofErr w:type="spellStart"/>
+      <w:r>
+        <w:rPr>
+          <w:b/>
+          <w:bCs/>
+        </w:rPr>
+        <w:t>diện</w:t>
+      </w:r>
+      <w:proofErr w:type="spellEnd"/>
+      <w:r>
+        <w:rPr>
+          <w:b/>
+          <w:bCs/>
+        </w:rPr>
+        <w:t>:</w:t>
+      </w:r>
+      <w:r>
+        <w:t xml:space="preserve"> Khung </w:t>
+      </w:r>
+      <w:proofErr w:type="spellStart"/>
+      <w:r>
+        <w:t>nút</w:t>
+      </w:r>
+      <w:proofErr w:type="spellEnd"/>
+      <w:r>
+        <w:t xml:space="preserve"> </w:t>
+      </w:r>
+      <w:proofErr w:type="spellStart"/>
+      <w:r>
+        <w:t>có</w:t>
+      </w:r>
+      <w:proofErr w:type="spellEnd"/>
+      <w:r>
+        <w:t xml:space="preserve"> </w:t>
+      </w:r>
+      <w:proofErr w:type="spellStart"/>
+      <w:r>
+        <w:t>màu</w:t>
+      </w:r>
+      <w:proofErr w:type="spellEnd"/>
+      <w:r>
+        <w:t xml:space="preserve"> </w:t>
+      </w:r>
+      <w:proofErr w:type="spellStart"/>
+      <w:r>
+        <w:t>xám</w:t>
+      </w:r>
+      <w:proofErr w:type="spellEnd"/>
+      <w:r>
+        <w:t xml:space="preserve"> </w:t>
+      </w:r>
+      <w:proofErr w:type="spellStart"/>
+      <w:r>
+        <w:t>nhạt</w:t>
+      </w:r>
+      <w:proofErr w:type="spellEnd"/>
+      <w:r>
+        <w:t xml:space="preserve"> (#E0E0E0), </w:t>
+      </w:r>
+      <w:proofErr w:type="spellStart"/>
+      <w:r>
+        <w:t>màu</w:t>
+      </w:r>
+      <w:proofErr w:type="spellEnd"/>
+      <w:r>
+        <w:t xml:space="preserve"> </w:t>
+      </w:r>
+      <w:proofErr w:type="spellStart"/>
+      <w:r>
+        <w:t>chữ</w:t>
+      </w:r>
+      <w:proofErr w:type="spellEnd"/>
+      <w:r>
+        <w:t xml:space="preserve"> </w:t>
+      </w:r>
+      <w:proofErr w:type="spellStart"/>
+      <w:r>
+        <w:t>xám</w:t>
+      </w:r>
+      <w:proofErr w:type="spellEnd"/>
+      <w:r>
+        <w:t xml:space="preserve"> (#9E9E9E), con </w:t>
+      </w:r>
+      <w:proofErr w:type="spellStart"/>
+      <w:r>
+        <w:t>trỏ</w:t>
+      </w:r>
+      <w:proofErr w:type="spellEnd"/>
+      <w:r>
+        <w:t xml:space="preserve"> </w:t>
+      </w:r>
+      <w:proofErr w:type="spellStart"/>
+      <w:r>
+        <w:t>chuột</w:t>
+      </w:r>
+      <w:proofErr w:type="spellEnd"/>
+      <w:r>
+        <w:t xml:space="preserve"> </w:t>
+      </w:r>
+      <w:proofErr w:type="spellStart"/>
+      <w:r>
+        <w:t>hiển</w:t>
+      </w:r>
+      <w:proofErr w:type="spellEnd"/>
+      <w:r>
+        <w:t xml:space="preserve"> </w:t>
+      </w:r>
+      <w:proofErr w:type="spellStart"/>
+      <w:r>
+        <w:t>thị</w:t>
+      </w:r>
+      <w:proofErr w:type="spellEnd"/>
+      <w:r>
+        <w:t xml:space="preserve"> </w:t>
+      </w:r>
+      <w:proofErr w:type="spellStart"/>
+      <w:r>
+        <w:t>dạng</w:t>
+      </w:r>
+      <w:proofErr w:type="spellEnd"/>
+      <w:r>
+        <w:t xml:space="preserve"> not-allowed.</w:t>
       </w:r>
     </w:p>
     <w:p>
-      <w:r>
-        <w:t>BỘ THIẾT KẾ TĨNH (VARIANTS) - NÚT "THANH TOÁN" (MỨC ĐỘ WIREFRAME)</w:t>
+      <w:pPr>
+        <w:numPr>
+          <w:ilvl w:val="0"/>
+          <w:numId w:val="4"/>
+        </w:numPr>
+      </w:pPr>
+      <w:r>
+        <w:rPr>
+          <w:b/>
+          <w:bCs/>
+        </w:rPr>
+        <w:t xml:space="preserve">Ý </w:t>
+      </w:r>
+      <w:proofErr w:type="spellStart"/>
+      <w:r>
+        <w:rPr>
+          <w:b/>
+          <w:bCs/>
+        </w:rPr>
+        <w:t>nghĩa</w:t>
+      </w:r>
+      <w:proofErr w:type="spellEnd"/>
+      <w:r>
+        <w:rPr>
+          <w:b/>
+          <w:bCs/>
+        </w:rPr>
+        <w:t>:</w:t>
+      </w:r>
+      <w:r>
+        <w:t xml:space="preserve"> </w:t>
+      </w:r>
+      <w:proofErr w:type="spellStart"/>
+      <w:r>
+        <w:t>Dùng</w:t>
+      </w:r>
+      <w:proofErr w:type="spellEnd"/>
+      <w:r>
+        <w:t xml:space="preserve"> </w:t>
+      </w:r>
+      <w:proofErr w:type="spellStart"/>
+      <w:r>
+        <w:t>làm</w:t>
+      </w:r>
+      <w:proofErr w:type="spellEnd"/>
+      <w:r>
+        <w:t xml:space="preserve"> </w:t>
+      </w:r>
+      <w:proofErr w:type="spellStart"/>
+      <w:r>
+        <w:t>màn</w:t>
+      </w:r>
+      <w:proofErr w:type="spellEnd"/>
+      <w:r>
+        <w:t xml:space="preserve"> </w:t>
+      </w:r>
+      <w:proofErr w:type="spellStart"/>
+      <w:r>
+        <w:t>hình</w:t>
+      </w:r>
+      <w:proofErr w:type="spellEnd"/>
+      <w:r>
+        <w:t xml:space="preserve"> </w:t>
+      </w:r>
+      <w:proofErr w:type="spellStart"/>
+      <w:r>
+        <w:t>mặc</w:t>
+      </w:r>
+      <w:proofErr w:type="spellEnd"/>
+      <w:r>
+        <w:t xml:space="preserve"> </w:t>
+      </w:r>
+      <w:proofErr w:type="spellStart"/>
+      <w:r>
+        <w:t>định</w:t>
+      </w:r>
+      <w:proofErr w:type="spellEnd"/>
+      <w:r>
+        <w:t xml:space="preserve"> </w:t>
+      </w:r>
+      <w:proofErr w:type="spellStart"/>
+      <w:r>
+        <w:t>khi</w:t>
+      </w:r>
+      <w:proofErr w:type="spellEnd"/>
+      <w:r>
+        <w:t xml:space="preserve"> </w:t>
+      </w:r>
+      <w:proofErr w:type="spellStart"/>
+      <w:r>
+        <w:t>khách</w:t>
+      </w:r>
+      <w:proofErr w:type="spellEnd"/>
+      <w:r>
+        <w:t xml:space="preserve"> </w:t>
+      </w:r>
+      <w:proofErr w:type="spellStart"/>
+      <w:r>
+        <w:t>hàng</w:t>
+      </w:r>
+      <w:proofErr w:type="spellEnd"/>
+      <w:r>
+        <w:t xml:space="preserve"> </w:t>
+      </w:r>
+      <w:proofErr w:type="spellStart"/>
+      <w:r>
+        <w:t>chưa</w:t>
+      </w:r>
+      <w:proofErr w:type="spellEnd"/>
+      <w:r>
+        <w:t xml:space="preserve"> </w:t>
+      </w:r>
+      <w:proofErr w:type="spellStart"/>
+      <w:r>
+        <w:t>nhập</w:t>
+      </w:r>
+      <w:proofErr w:type="spellEnd"/>
+      <w:r>
+        <w:t xml:space="preserve"> </w:t>
+      </w:r>
+      <w:proofErr w:type="spellStart"/>
+      <w:r>
+        <w:t>đủ</w:t>
+      </w:r>
+      <w:proofErr w:type="spellEnd"/>
+      <w:r>
+        <w:t xml:space="preserve"> </w:t>
+      </w:r>
+      <w:proofErr w:type="spellStart"/>
+      <w:r>
+        <w:t>thông</w:t>
+      </w:r>
+      <w:proofErr w:type="spellEnd"/>
+      <w:r>
+        <w:t xml:space="preserve"> tin </w:t>
+      </w:r>
+      <w:proofErr w:type="spellStart"/>
+      <w:r>
+        <w:t>vào</w:t>
+      </w:r>
+      <w:proofErr w:type="spellEnd"/>
+      <w:r>
+        <w:t xml:space="preserve"> Form </w:t>
+      </w:r>
+      <w:proofErr w:type="spellStart"/>
+      <w:r>
+        <w:t>thẻ</w:t>
+      </w:r>
+      <w:proofErr w:type="spellEnd"/>
+      <w:r>
+        <w:t>.</w:t>
       </w:r>
     </w:p>
     <w:p>
       <w:r>
-        <w:t>================================================================================</w:t>
+        <w:rPr>
+          <w:b/>
+          <w:bCs/>
+        </w:rPr>
+        <w:t xml:space="preserve">2. </w:t>
+      </w:r>
+      <w:proofErr w:type="spellStart"/>
+      <w:r>
+        <w:rPr>
+          <w:b/>
+          <w:bCs/>
+        </w:rPr>
+        <w:t>Trạng</w:t>
+      </w:r>
+      <w:proofErr w:type="spellEnd"/>
+      <w:r>
+        <w:rPr>
+          <w:b/>
+          <w:bCs/>
+        </w:rPr>
+        <w:t xml:space="preserve"> </w:t>
+      </w:r>
+      <w:proofErr w:type="spellStart"/>
+      <w:r>
+        <w:rPr>
+          <w:b/>
+          <w:bCs/>
+        </w:rPr>
+        <w:t>thái</w:t>
+      </w:r>
+      <w:proofErr w:type="spellEnd"/>
+      <w:r>
+        <w:rPr>
+          <w:b/>
+          <w:bCs/>
+        </w:rPr>
+        <w:t>: DEFAULT (</w:t>
+      </w:r>
+      <w:proofErr w:type="spellStart"/>
+      <w:r>
+        <w:rPr>
+          <w:b/>
+          <w:bCs/>
+        </w:rPr>
+        <w:t>Nút</w:t>
+      </w:r>
+      <w:proofErr w:type="spellEnd"/>
+      <w:r>
+        <w:rPr>
+          <w:b/>
+          <w:bCs/>
+        </w:rPr>
+        <w:t xml:space="preserve"> </w:t>
+      </w:r>
+      <w:proofErr w:type="spellStart"/>
+      <w:r>
+        <w:rPr>
+          <w:b/>
+          <w:bCs/>
+        </w:rPr>
+        <w:t>sáng</w:t>
+      </w:r>
+      <w:proofErr w:type="spellEnd"/>
+      <w:r>
+        <w:rPr>
+          <w:b/>
+          <w:bCs/>
+        </w:rPr>
+        <w:t xml:space="preserve"> - </w:t>
+      </w:r>
+      <w:proofErr w:type="spellStart"/>
+      <w:r>
+        <w:rPr>
+          <w:b/>
+          <w:bCs/>
+        </w:rPr>
+        <w:t>Sẵn</w:t>
+      </w:r>
+      <w:proofErr w:type="spellEnd"/>
+      <w:r>
+        <w:rPr>
+          <w:b/>
+          <w:bCs/>
+        </w:rPr>
+        <w:t xml:space="preserve"> </w:t>
+      </w:r>
+      <w:proofErr w:type="spellStart"/>
+      <w:r>
+        <w:rPr>
+          <w:b/>
+          <w:bCs/>
+        </w:rPr>
+        <w:t>sàng</w:t>
+      </w:r>
+      <w:proofErr w:type="spellEnd"/>
+      <w:r>
+        <w:rPr>
+          <w:b/>
+          <w:bCs/>
+        </w:rPr>
+        <w:t xml:space="preserve"> </w:t>
+      </w:r>
+      <w:proofErr w:type="spellStart"/>
+      <w:r>
+        <w:rPr>
+          <w:b/>
+          <w:bCs/>
+        </w:rPr>
+        <w:t>bấm</w:t>
+      </w:r>
+      <w:proofErr w:type="spellEnd"/>
+      <w:r>
+        <w:rPr>
+          <w:b/>
+          <w:bCs/>
+        </w:rPr>
+        <w:t>)</w:t>
+      </w:r>
+    </w:p>
+    <w:p>
+      <w:pPr>
+        <w:numPr>
+          <w:ilvl w:val="0"/>
+          <w:numId w:val="5"/>
+        </w:numPr>
+      </w:pPr>
+      <w:proofErr w:type="spellStart"/>
+      <w:r>
+        <w:rPr>
+          <w:b/>
+          <w:bCs/>
+        </w:rPr>
+        <w:t>Mô</w:t>
+      </w:r>
+      <w:proofErr w:type="spellEnd"/>
+      <w:r>
+        <w:rPr>
+          <w:b/>
+          <w:bCs/>
+        </w:rPr>
+        <w:t xml:space="preserve"> </w:t>
+      </w:r>
+      <w:proofErr w:type="spellStart"/>
+      <w:r>
+        <w:rPr>
+          <w:b/>
+          <w:bCs/>
+        </w:rPr>
+        <w:t>tả</w:t>
+      </w:r>
+      <w:proofErr w:type="spellEnd"/>
+      <w:r>
+        <w:rPr>
+          <w:b/>
+          <w:bCs/>
+        </w:rPr>
+        <w:t xml:space="preserve"> </w:t>
+      </w:r>
+      <w:proofErr w:type="spellStart"/>
+      <w:r>
+        <w:rPr>
+          <w:b/>
+          <w:bCs/>
+        </w:rPr>
+        <w:t>giao</w:t>
+      </w:r>
+      <w:proofErr w:type="spellEnd"/>
+      <w:r>
+        <w:rPr>
+          <w:b/>
+          <w:bCs/>
+        </w:rPr>
+        <w:t xml:space="preserve"> </w:t>
+      </w:r>
+      <w:proofErr w:type="spellStart"/>
+      <w:r>
+        <w:rPr>
+          <w:b/>
+          <w:bCs/>
+        </w:rPr>
+        <w:t>diện</w:t>
+      </w:r>
+      <w:proofErr w:type="spellEnd"/>
+      <w:r>
+        <w:rPr>
+          <w:b/>
+          <w:bCs/>
+        </w:rPr>
+        <w:t>:</w:t>
+      </w:r>
+      <w:r>
+        <w:t xml:space="preserve"> Khung </w:t>
+      </w:r>
+      <w:proofErr w:type="spellStart"/>
+      <w:r>
+        <w:t>nút</w:t>
+      </w:r>
+      <w:proofErr w:type="spellEnd"/>
+      <w:r>
+        <w:t xml:space="preserve"> </w:t>
+      </w:r>
+      <w:proofErr w:type="spellStart"/>
+      <w:r>
+        <w:t>có</w:t>
+      </w:r>
+      <w:proofErr w:type="spellEnd"/>
+      <w:r>
+        <w:t xml:space="preserve"> </w:t>
+      </w:r>
+      <w:proofErr w:type="spellStart"/>
+      <w:r>
+        <w:t>màu</w:t>
+      </w:r>
+      <w:proofErr w:type="spellEnd"/>
+      <w:r>
+        <w:t xml:space="preserve"> </w:t>
+      </w:r>
+      <w:proofErr w:type="spellStart"/>
+      <w:r>
+        <w:t>xám</w:t>
+      </w:r>
+      <w:proofErr w:type="spellEnd"/>
+      <w:r>
+        <w:t xml:space="preserve"> </w:t>
+      </w:r>
+      <w:proofErr w:type="spellStart"/>
+      <w:r>
+        <w:t>đậm</w:t>
+      </w:r>
+      <w:proofErr w:type="spellEnd"/>
+      <w:r>
+        <w:t xml:space="preserve"> </w:t>
+      </w:r>
+      <w:proofErr w:type="spellStart"/>
+      <w:r>
+        <w:t>hoặc</w:t>
+      </w:r>
+      <w:proofErr w:type="spellEnd"/>
+      <w:r>
+        <w:t xml:space="preserve"> </w:t>
+      </w:r>
+      <w:proofErr w:type="spellStart"/>
+      <w:r>
+        <w:t>đen</w:t>
+      </w:r>
+      <w:proofErr w:type="spellEnd"/>
+      <w:r>
+        <w:t xml:space="preserve"> (#333333), </w:t>
+      </w:r>
+      <w:proofErr w:type="spellStart"/>
+      <w:r>
+        <w:t>màu</w:t>
+      </w:r>
+      <w:proofErr w:type="spellEnd"/>
+      <w:r>
+        <w:t xml:space="preserve"> </w:t>
+      </w:r>
+      <w:proofErr w:type="spellStart"/>
+      <w:r>
+        <w:t>chữ</w:t>
+      </w:r>
+      <w:proofErr w:type="spellEnd"/>
+      <w:r>
+        <w:t xml:space="preserve"> </w:t>
+      </w:r>
+      <w:proofErr w:type="spellStart"/>
+      <w:r>
+        <w:t>trắng</w:t>
+      </w:r>
+      <w:proofErr w:type="spellEnd"/>
+      <w:r>
+        <w:t xml:space="preserve"> (#FFFFFF).</w:t>
+      </w:r>
+    </w:p>
+    <w:p>
+      <w:pPr>
+        <w:numPr>
+          <w:ilvl w:val="0"/>
+          <w:numId w:val="5"/>
+        </w:numPr>
+      </w:pPr>
+      <w:r>
+        <w:rPr>
+          <w:b/>
+          <w:bCs/>
+        </w:rPr>
+        <w:t xml:space="preserve">Ý </w:t>
+      </w:r>
+      <w:proofErr w:type="spellStart"/>
+      <w:r>
+        <w:rPr>
+          <w:b/>
+          <w:bCs/>
+        </w:rPr>
+        <w:t>nghĩa</w:t>
+      </w:r>
+      <w:proofErr w:type="spellEnd"/>
+      <w:r>
+        <w:rPr>
+          <w:b/>
+          <w:bCs/>
+        </w:rPr>
+        <w:t>:</w:t>
+      </w:r>
+      <w:r>
+        <w:t xml:space="preserve"> </w:t>
+      </w:r>
+      <w:proofErr w:type="spellStart"/>
+      <w:r>
+        <w:t>Dùng</w:t>
+      </w:r>
+      <w:proofErr w:type="spellEnd"/>
+      <w:r>
+        <w:t xml:space="preserve"> </w:t>
+      </w:r>
+      <w:proofErr w:type="spellStart"/>
+      <w:r>
+        <w:t>khi</w:t>
+      </w:r>
+      <w:proofErr w:type="spellEnd"/>
+      <w:r>
+        <w:t xml:space="preserve"> </w:t>
+      </w:r>
+      <w:proofErr w:type="spellStart"/>
+      <w:r>
+        <w:t>người</w:t>
+      </w:r>
+      <w:proofErr w:type="spellEnd"/>
+      <w:r>
+        <w:t xml:space="preserve"> </w:t>
+      </w:r>
+      <w:proofErr w:type="spellStart"/>
+      <w:r>
+        <w:t>dùng</w:t>
+      </w:r>
+      <w:proofErr w:type="spellEnd"/>
+      <w:r>
+        <w:t xml:space="preserve"> </w:t>
+      </w:r>
+      <w:proofErr w:type="spellStart"/>
+      <w:r>
+        <w:t>đã</w:t>
+      </w:r>
+      <w:proofErr w:type="spellEnd"/>
+      <w:r>
+        <w:t xml:space="preserve"> </w:t>
+      </w:r>
+      <w:proofErr w:type="spellStart"/>
+      <w:r>
+        <w:t>điền</w:t>
+      </w:r>
+      <w:proofErr w:type="spellEnd"/>
+      <w:r>
+        <w:t xml:space="preserve"> </w:t>
+      </w:r>
+      <w:proofErr w:type="spellStart"/>
+      <w:r>
+        <w:t>đúng</w:t>
+      </w:r>
+      <w:proofErr w:type="spellEnd"/>
+      <w:r>
+        <w:t xml:space="preserve"> </w:t>
+      </w:r>
+      <w:proofErr w:type="spellStart"/>
+      <w:r>
+        <w:t>và</w:t>
+      </w:r>
+      <w:proofErr w:type="spellEnd"/>
+      <w:r>
+        <w:t xml:space="preserve"> </w:t>
+      </w:r>
+      <w:proofErr w:type="spellStart"/>
+      <w:r>
+        <w:t>đủ</w:t>
+      </w:r>
+      <w:proofErr w:type="spellEnd"/>
+      <w:r>
+        <w:t xml:space="preserve"> </w:t>
+      </w:r>
+      <w:proofErr w:type="spellStart"/>
+      <w:r>
+        <w:t>toàn</w:t>
+      </w:r>
+      <w:proofErr w:type="spellEnd"/>
+      <w:r>
+        <w:t xml:space="preserve"> </w:t>
+      </w:r>
+      <w:proofErr w:type="spellStart"/>
+      <w:r>
+        <w:t>bộ</w:t>
+      </w:r>
+      <w:proofErr w:type="spellEnd"/>
+      <w:r>
+        <w:t xml:space="preserve"> </w:t>
+      </w:r>
+      <w:proofErr w:type="spellStart"/>
+      <w:r>
+        <w:t>các</w:t>
+      </w:r>
+      <w:proofErr w:type="spellEnd"/>
+      <w:r>
+        <w:t xml:space="preserve"> </w:t>
+      </w:r>
+      <w:proofErr w:type="spellStart"/>
+      <w:r>
+        <w:t>trường</w:t>
+      </w:r>
+      <w:proofErr w:type="spellEnd"/>
+      <w:r>
+        <w:t xml:space="preserve"> </w:t>
+      </w:r>
+      <w:proofErr w:type="spellStart"/>
+      <w:r>
+        <w:t>thông</w:t>
+      </w:r>
+      <w:proofErr w:type="spellEnd"/>
+      <w:r>
+        <w:t xml:space="preserve"> tin </w:t>
+      </w:r>
+      <w:proofErr w:type="spellStart"/>
+      <w:r>
+        <w:t>trong</w:t>
+      </w:r>
+      <w:proofErr w:type="spellEnd"/>
+      <w:r>
+        <w:t xml:space="preserve"> form.</w:t>
+      </w:r>
+    </w:p>
+    <w:p>
+      <w:r>
+        <w:rPr>
+          <w:b/>
+          <w:bCs/>
+        </w:rPr>
+        <w:t xml:space="preserve">3. </w:t>
+      </w:r>
+      <w:proofErr w:type="spellStart"/>
+      <w:r>
+        <w:rPr>
+          <w:b/>
+          <w:bCs/>
+        </w:rPr>
+        <w:t>Trạng</w:t>
+      </w:r>
+      <w:proofErr w:type="spellEnd"/>
+      <w:r>
+        <w:rPr>
+          <w:b/>
+          <w:bCs/>
+        </w:rPr>
+        <w:t xml:space="preserve"> </w:t>
+      </w:r>
+      <w:proofErr w:type="spellStart"/>
+      <w:r>
+        <w:rPr>
+          <w:b/>
+          <w:bCs/>
+        </w:rPr>
+        <w:t>thái</w:t>
+      </w:r>
+      <w:proofErr w:type="spellEnd"/>
+      <w:r>
+        <w:rPr>
+          <w:b/>
+          <w:bCs/>
+        </w:rPr>
+        <w:t>: LOADING (</w:t>
+      </w:r>
+      <w:proofErr w:type="spellStart"/>
+      <w:r>
+        <w:rPr>
+          <w:b/>
+          <w:bCs/>
+        </w:rPr>
+        <w:t>Nút</w:t>
+      </w:r>
+      <w:proofErr w:type="spellEnd"/>
+      <w:r>
+        <w:rPr>
+          <w:b/>
+          <w:bCs/>
+        </w:rPr>
+        <w:t xml:space="preserve"> </w:t>
+      </w:r>
+      <w:proofErr w:type="spellStart"/>
+      <w:r>
+        <w:rPr>
+          <w:b/>
+          <w:bCs/>
+        </w:rPr>
+        <w:t>đang</w:t>
+      </w:r>
+      <w:proofErr w:type="spellEnd"/>
+      <w:r>
+        <w:rPr>
+          <w:b/>
+          <w:bCs/>
+        </w:rPr>
+        <w:t xml:space="preserve"> </w:t>
+      </w:r>
+      <w:proofErr w:type="spellStart"/>
+      <w:r>
+        <w:rPr>
+          <w:b/>
+          <w:bCs/>
+        </w:rPr>
+        <w:t>xử</w:t>
+      </w:r>
+      <w:proofErr w:type="spellEnd"/>
+      <w:r>
+        <w:rPr>
+          <w:b/>
+          <w:bCs/>
+        </w:rPr>
+        <w:t xml:space="preserve"> </w:t>
+      </w:r>
+      <w:proofErr w:type="spellStart"/>
+      <w:r>
+        <w:rPr>
+          <w:b/>
+          <w:bCs/>
+        </w:rPr>
+        <w:t>lý</w:t>
+      </w:r>
+      <w:proofErr w:type="spellEnd"/>
+      <w:r>
+        <w:rPr>
+          <w:b/>
+          <w:bCs/>
+        </w:rPr>
+        <w:t xml:space="preserve"> - </w:t>
+      </w:r>
+      <w:proofErr w:type="spellStart"/>
+      <w:r>
+        <w:rPr>
+          <w:b/>
+          <w:bCs/>
+        </w:rPr>
+        <w:t>Chuyển</w:t>
+      </w:r>
+      <w:proofErr w:type="spellEnd"/>
+      <w:r>
+        <w:rPr>
+          <w:b/>
+          <w:bCs/>
+        </w:rPr>
+        <w:t xml:space="preserve"> </w:t>
+      </w:r>
+      <w:proofErr w:type="spellStart"/>
+      <w:r>
+        <w:rPr>
+          <w:b/>
+          <w:bCs/>
+        </w:rPr>
+        <w:t>tiếp</w:t>
+      </w:r>
+      <w:proofErr w:type="spellEnd"/>
+      <w:r>
+        <w:rPr>
+          <w:b/>
+          <w:bCs/>
+        </w:rPr>
+        <w:t xml:space="preserve"> </w:t>
+      </w:r>
+      <w:proofErr w:type="spellStart"/>
+      <w:r>
+        <w:rPr>
+          <w:b/>
+          <w:bCs/>
+        </w:rPr>
+        <w:t>giao</w:t>
+      </w:r>
+      <w:proofErr w:type="spellEnd"/>
+      <w:r>
+        <w:rPr>
+          <w:b/>
+          <w:bCs/>
+        </w:rPr>
+        <w:t xml:space="preserve"> </w:t>
+      </w:r>
+      <w:proofErr w:type="spellStart"/>
+      <w:r>
+        <w:rPr>
+          <w:b/>
+          <w:bCs/>
+        </w:rPr>
+        <w:t>dịch</w:t>
+      </w:r>
+      <w:proofErr w:type="spellEnd"/>
+      <w:r>
+        <w:rPr>
+          <w:b/>
+          <w:bCs/>
+        </w:rPr>
+        <w:t>)</w:t>
+      </w:r>
+    </w:p>
+    <w:p>
+      <w:pPr>
+        <w:numPr>
+          <w:ilvl w:val="0"/>
+          <w:numId w:val="6"/>
+        </w:numPr>
+      </w:pPr>
+      <w:proofErr w:type="spellStart"/>
+      <w:r>
+        <w:rPr>
+          <w:b/>
+          <w:bCs/>
+        </w:rPr>
+        <w:t>Mô</w:t>
+      </w:r>
+      <w:proofErr w:type="spellEnd"/>
+      <w:r>
+        <w:rPr>
+          <w:b/>
+          <w:bCs/>
+        </w:rPr>
+        <w:t xml:space="preserve"> </w:t>
+      </w:r>
+      <w:proofErr w:type="spellStart"/>
+      <w:r>
+        <w:rPr>
+          <w:b/>
+          <w:bCs/>
+        </w:rPr>
+        <w:t>tả</w:t>
+      </w:r>
+      <w:proofErr w:type="spellEnd"/>
+      <w:r>
+        <w:rPr>
+          <w:b/>
+          <w:bCs/>
+        </w:rPr>
+        <w:t xml:space="preserve"> </w:t>
+      </w:r>
+      <w:proofErr w:type="spellStart"/>
+      <w:r>
+        <w:rPr>
+          <w:b/>
+          <w:bCs/>
+        </w:rPr>
+        <w:t>giao</w:t>
+      </w:r>
+      <w:proofErr w:type="spellEnd"/>
+      <w:r>
+        <w:rPr>
+          <w:b/>
+          <w:bCs/>
+        </w:rPr>
+        <w:t xml:space="preserve"> </w:t>
+      </w:r>
+      <w:proofErr w:type="spellStart"/>
+      <w:r>
+        <w:rPr>
+          <w:b/>
+          <w:bCs/>
+        </w:rPr>
+        <w:t>diện</w:t>
+      </w:r>
+      <w:proofErr w:type="spellEnd"/>
+      <w:r>
+        <w:rPr>
+          <w:b/>
+          <w:bCs/>
+        </w:rPr>
+        <w:t>:</w:t>
+      </w:r>
+      <w:r>
+        <w:t xml:space="preserve"> Khung </w:t>
+      </w:r>
+      <w:proofErr w:type="spellStart"/>
+      <w:r>
+        <w:t>nút</w:t>
+      </w:r>
+      <w:proofErr w:type="spellEnd"/>
+      <w:r>
+        <w:t xml:space="preserve"> </w:t>
+      </w:r>
+      <w:proofErr w:type="spellStart"/>
+      <w:r>
+        <w:t>có</w:t>
+      </w:r>
+      <w:proofErr w:type="spellEnd"/>
+      <w:r>
+        <w:t xml:space="preserve"> </w:t>
+      </w:r>
+      <w:proofErr w:type="spellStart"/>
+      <w:r>
+        <w:t>màu</w:t>
+      </w:r>
+      <w:proofErr w:type="spellEnd"/>
+      <w:r>
+        <w:t xml:space="preserve"> </w:t>
+      </w:r>
+      <w:proofErr w:type="spellStart"/>
+      <w:r>
+        <w:t>xám</w:t>
+      </w:r>
+      <w:proofErr w:type="spellEnd"/>
+      <w:r>
+        <w:t xml:space="preserve"> </w:t>
+      </w:r>
+      <w:proofErr w:type="spellStart"/>
+      <w:r>
+        <w:t>vừa</w:t>
+      </w:r>
+      <w:proofErr w:type="spellEnd"/>
+      <w:r>
+        <w:t xml:space="preserve"> (#757575), </w:t>
+      </w:r>
+      <w:proofErr w:type="spellStart"/>
+      <w:r>
+        <w:t>chữ</w:t>
+      </w:r>
+      <w:proofErr w:type="spellEnd"/>
+      <w:r>
+        <w:t xml:space="preserve"> </w:t>
+      </w:r>
+      <w:proofErr w:type="spellStart"/>
+      <w:r>
+        <w:t>trắng</w:t>
+      </w:r>
+      <w:proofErr w:type="spellEnd"/>
+      <w:r>
+        <w:t xml:space="preserve"> </w:t>
+      </w:r>
+      <w:proofErr w:type="spellStart"/>
+      <w:r>
+        <w:t>đi</w:t>
+      </w:r>
+      <w:proofErr w:type="spellEnd"/>
+      <w:r>
+        <w:t xml:space="preserve"> </w:t>
+      </w:r>
+      <w:proofErr w:type="spellStart"/>
+      <w:r>
+        <w:t>kèm</w:t>
+      </w:r>
+      <w:proofErr w:type="spellEnd"/>
+      <w:r>
+        <w:t xml:space="preserve"> </w:t>
+      </w:r>
+      <w:proofErr w:type="spellStart"/>
+      <w:r>
+        <w:t>chữ</w:t>
+      </w:r>
+      <w:proofErr w:type="spellEnd"/>
+      <w:r>
+        <w:t xml:space="preserve"> “</w:t>
+      </w:r>
+      <w:proofErr w:type="spellStart"/>
+      <w:r>
+        <w:t>Đang</w:t>
+      </w:r>
+      <w:proofErr w:type="spellEnd"/>
+      <w:r>
+        <w:t xml:space="preserve"> </w:t>
+      </w:r>
+      <w:proofErr w:type="spellStart"/>
+      <w:r>
+        <w:t>xử</w:t>
+      </w:r>
+      <w:proofErr w:type="spellEnd"/>
+      <w:r>
+        <w:t xml:space="preserve"> </w:t>
+      </w:r>
+      <w:proofErr w:type="spellStart"/>
+      <w:r>
+        <w:t>lí</w:t>
+      </w:r>
+      <w:proofErr w:type="spellEnd"/>
+      <w:r>
+        <w:t>”</w:t>
+      </w:r>
+      <w:r>
+        <w:t xml:space="preserve"> </w:t>
+      </w:r>
+      <w:proofErr w:type="spellStart"/>
+      <w:r>
+        <w:t>hoặc</w:t>
+      </w:r>
+      <w:proofErr w:type="spellEnd"/>
+      <w:r>
+        <w:t xml:space="preserve"> </w:t>
+      </w:r>
+      <w:proofErr w:type="spellStart"/>
+      <w:r>
+        <w:t>biểu</w:t>
+      </w:r>
+      <w:proofErr w:type="spellEnd"/>
+      <w:r>
+        <w:t xml:space="preserve"> </w:t>
+      </w:r>
+      <w:proofErr w:type="spellStart"/>
+      <w:r>
+        <w:t>tượng</w:t>
+      </w:r>
+      <w:proofErr w:type="spellEnd"/>
+      <w:r>
+        <w:t xml:space="preserve"> Spinner </w:t>
+      </w:r>
+      <w:r>
+        <w:t>.</w:t>
+      </w:r>
+    </w:p>
+    <w:p>
+      <w:pPr>
+        <w:numPr>
+          <w:ilvl w:val="0"/>
+          <w:numId w:val="6"/>
+        </w:numPr>
+      </w:pPr>
+      <w:r>
+        <w:rPr>
+          <w:b/>
+          <w:bCs/>
+        </w:rPr>
+        <w:t xml:space="preserve">Ý </w:t>
+      </w:r>
+      <w:proofErr w:type="spellStart"/>
+      <w:r>
+        <w:rPr>
+          <w:b/>
+          <w:bCs/>
+        </w:rPr>
+        <w:t>nghĩa</w:t>
+      </w:r>
+      <w:proofErr w:type="spellEnd"/>
+      <w:r>
+        <w:rPr>
+          <w:b/>
+          <w:bCs/>
+        </w:rPr>
+        <w:t>:</w:t>
+      </w:r>
+      <w:r>
+        <w:t xml:space="preserve"> </w:t>
+      </w:r>
+      <w:proofErr w:type="spellStart"/>
+      <w:r>
+        <w:t>Dùng</w:t>
+      </w:r>
+      <w:proofErr w:type="spellEnd"/>
+      <w:r>
+        <w:t xml:space="preserve"> </w:t>
+      </w:r>
+      <w:proofErr w:type="spellStart"/>
+      <w:r>
+        <w:t>làm</w:t>
+      </w:r>
+      <w:proofErr w:type="spellEnd"/>
+      <w:r>
+        <w:t xml:space="preserve"> </w:t>
+      </w:r>
+      <w:proofErr w:type="spellStart"/>
+      <w:r>
+        <w:t>màn</w:t>
+      </w:r>
+      <w:proofErr w:type="spellEnd"/>
+      <w:r>
+        <w:t xml:space="preserve"> </w:t>
+      </w:r>
+      <w:proofErr w:type="spellStart"/>
+      <w:r>
+        <w:t>hình</w:t>
+      </w:r>
+      <w:proofErr w:type="spellEnd"/>
+      <w:r>
+        <w:t xml:space="preserve"> </w:t>
+      </w:r>
+      <w:proofErr w:type="spellStart"/>
+      <w:r>
+        <w:t>trung</w:t>
+      </w:r>
+      <w:proofErr w:type="spellEnd"/>
+      <w:r>
+        <w:t xml:space="preserve"> </w:t>
+      </w:r>
+      <w:proofErr w:type="spellStart"/>
+      <w:r>
+        <w:t>gian</w:t>
+      </w:r>
+      <w:proofErr w:type="spellEnd"/>
+      <w:r>
+        <w:t xml:space="preserve"> </w:t>
+      </w:r>
+      <w:proofErr w:type="spellStart"/>
+      <w:r>
+        <w:t>mô</w:t>
+      </w:r>
+      <w:proofErr w:type="spellEnd"/>
+      <w:r>
+        <w:t xml:space="preserve"> </w:t>
+      </w:r>
+      <w:proofErr w:type="spellStart"/>
+      <w:r>
+        <w:t>phỏng</w:t>
+      </w:r>
+      <w:proofErr w:type="spellEnd"/>
+      <w:r>
+        <w:t xml:space="preserve"> </w:t>
+      </w:r>
+      <w:proofErr w:type="spellStart"/>
+      <w:r>
+        <w:t>quá</w:t>
+      </w:r>
+      <w:proofErr w:type="spellEnd"/>
+      <w:r>
+        <w:t xml:space="preserve"> </w:t>
+      </w:r>
+      <w:proofErr w:type="spellStart"/>
+      <w:r>
+        <w:t>trình</w:t>
+      </w:r>
+      <w:proofErr w:type="spellEnd"/>
+      <w:r>
+        <w:t xml:space="preserve"> </w:t>
+      </w:r>
+      <w:proofErr w:type="spellStart"/>
+      <w:r>
+        <w:t>gọi</w:t>
+      </w:r>
+      <w:proofErr w:type="spellEnd"/>
+      <w:r>
+        <w:t xml:space="preserve"> API </w:t>
+      </w:r>
+      <w:proofErr w:type="spellStart"/>
+      <w:r>
+        <w:t>thanh</w:t>
+      </w:r>
+      <w:proofErr w:type="spellEnd"/>
+      <w:r>
+        <w:t xml:space="preserve"> </w:t>
+      </w:r>
+      <w:proofErr w:type="spellStart"/>
+      <w:r>
+        <w:t>toán</w:t>
+      </w:r>
+      <w:proofErr w:type="spellEnd"/>
+      <w:r>
+        <w:t xml:space="preserve"> </w:t>
+      </w:r>
+      <w:proofErr w:type="spellStart"/>
+      <w:r>
+        <w:t>của</w:t>
+      </w:r>
+      <w:proofErr w:type="spellEnd"/>
+      <w:r>
+        <w:t xml:space="preserve"> </w:t>
+      </w:r>
+      <w:proofErr w:type="spellStart"/>
+      <w:r>
+        <w:t>hệ</w:t>
+      </w:r>
+      <w:proofErr w:type="spellEnd"/>
+      <w:r>
+        <w:t xml:space="preserve"> </w:t>
+      </w:r>
+      <w:proofErr w:type="spellStart"/>
+      <w:r>
+        <w:t>thống</w:t>
+      </w:r>
+      <w:proofErr w:type="spellEnd"/>
+      <w:r>
+        <w:t>.</w:t>
       </w:r>
     </w:p>
     <w:p/>
-    <w:p>
-      <w:r>
-        <w:t>1. TRẠNG THÁI: DISABLED (</w:t>
-      </w:r>
-      <w:proofErr w:type="spellStart"/>
-      <w:r>
-        <w:t>Nút</w:t>
-      </w:r>
-      <w:proofErr w:type="spellEnd"/>
-      <w:r>
-        <w:t xml:space="preserve"> </w:t>
-      </w:r>
-      <w:proofErr w:type="spellStart"/>
-      <w:r>
-        <w:t>mờ</w:t>
-      </w:r>
-      <w:proofErr w:type="spellEnd"/>
-      <w:r>
-        <w:t xml:space="preserve"> - </w:t>
-      </w:r>
-      <w:proofErr w:type="spellStart"/>
-      <w:r>
-        <w:t>Chưa</w:t>
-      </w:r>
-      <w:proofErr w:type="spellEnd"/>
-      <w:r>
-        <w:t xml:space="preserve"> </w:t>
-      </w:r>
-      <w:proofErr w:type="spellStart"/>
-      <w:r>
-        <w:t>đủ</w:t>
-      </w:r>
-      <w:proofErr w:type="spellEnd"/>
-      <w:r>
-        <w:t xml:space="preserve"> </w:t>
-      </w:r>
-      <w:proofErr w:type="spellStart"/>
-      <w:r>
-        <w:t>thông</w:t>
-      </w:r>
-      <w:proofErr w:type="spellEnd"/>
-      <w:r>
-        <w:t xml:space="preserve"> tin)</w:t>
-      </w:r>
-    </w:p>
-    <w:p>
-      <w:r>
-        <w:t xml:space="preserve">   ┌─────────────────────────────────────────────────────────┐</w:t>
-      </w:r>
-    </w:p>
-    <w:p>
-      <w:r>
-        <w:t xml:space="preserve">   │                       Thanh </w:t>
-      </w:r>
-      <w:proofErr w:type="spellStart"/>
-      <w:r>
-        <w:t>toán</w:t>
-      </w:r>
-      <w:proofErr w:type="spellEnd"/>
-      <w:r>
-        <w:t xml:space="preserve">                        </w:t>
-      </w:r>
-      <w:proofErr w:type="gramStart"/>
-      <w:r>
-        <w:t>│  (</w:t>
-      </w:r>
-      <w:proofErr w:type="gramEnd"/>
-      <w:r>
-        <w:t xml:space="preserve">Khung </w:t>
-      </w:r>
-      <w:proofErr w:type="spellStart"/>
-      <w:r>
-        <w:t>xám</w:t>
-      </w:r>
-      <w:proofErr w:type="spellEnd"/>
-      <w:r>
-        <w:t xml:space="preserve"> </w:t>
-      </w:r>
-      <w:proofErr w:type="spellStart"/>
-      <w:r>
-        <w:t>nhạt</w:t>
-      </w:r>
-      <w:proofErr w:type="spellEnd"/>
-      <w:r>
-        <w:t xml:space="preserve"> #E0E0E0,</w:t>
-      </w:r>
-    </w:p>
-    <w:p>
-      <w:r>
-        <w:t xml:space="preserve">   └─────────────────────────────────────────────────────────┘   </w:t>
-      </w:r>
-      <w:proofErr w:type="spellStart"/>
-      <w:r>
-        <w:t>Chữ</w:t>
-      </w:r>
-      <w:proofErr w:type="spellEnd"/>
-      <w:r>
-        <w:t xml:space="preserve"> </w:t>
-      </w:r>
-      <w:proofErr w:type="spellStart"/>
-      <w:r>
-        <w:t>xám</w:t>
-      </w:r>
-      <w:proofErr w:type="spellEnd"/>
-      <w:r>
-        <w:t xml:space="preserve"> #9E9E9E, Con </w:t>
-      </w:r>
-      <w:proofErr w:type="spellStart"/>
-      <w:r>
-        <w:t>trỏ</w:t>
-      </w:r>
-      <w:proofErr w:type="spellEnd"/>
-      <w:r>
-        <w:t xml:space="preserve">: </w:t>
-      </w:r>
-      <w:proofErr w:type="gramStart"/>
-      <w:r>
-        <w:t>not-allowed</w:t>
-      </w:r>
-      <w:proofErr w:type="gramEnd"/>
-      <w:r>
-        <w:t>)</w:t>
-      </w:r>
-    </w:p>
-    <w:p>
-      <w:r>
-        <w:t xml:space="preserve">   * Ý </w:t>
-      </w:r>
-      <w:proofErr w:type="spellStart"/>
-      <w:r>
-        <w:t>nghĩa</w:t>
-      </w:r>
-      <w:proofErr w:type="spellEnd"/>
-      <w:r>
-        <w:t xml:space="preserve">: </w:t>
-      </w:r>
-      <w:proofErr w:type="spellStart"/>
-      <w:r>
-        <w:t>Dùng</w:t>
-      </w:r>
-      <w:proofErr w:type="spellEnd"/>
-      <w:r>
-        <w:t xml:space="preserve"> </w:t>
-      </w:r>
-      <w:proofErr w:type="spellStart"/>
-      <w:r>
-        <w:t>làm</w:t>
-      </w:r>
-      <w:proofErr w:type="spellEnd"/>
-      <w:r>
-        <w:t xml:space="preserve"> </w:t>
-      </w:r>
-      <w:proofErr w:type="spellStart"/>
-      <w:r>
-        <w:t>màn</w:t>
-      </w:r>
-      <w:proofErr w:type="spellEnd"/>
-      <w:r>
-        <w:t xml:space="preserve"> </w:t>
-      </w:r>
-      <w:proofErr w:type="spellStart"/>
-      <w:r>
-        <w:t>hình</w:t>
-      </w:r>
-      <w:proofErr w:type="spellEnd"/>
-      <w:r>
-        <w:t xml:space="preserve"> </w:t>
-      </w:r>
-      <w:proofErr w:type="spellStart"/>
-      <w:r>
-        <w:t>mặc</w:t>
-      </w:r>
-      <w:proofErr w:type="spellEnd"/>
-      <w:r>
-        <w:t xml:space="preserve"> </w:t>
-      </w:r>
-      <w:proofErr w:type="spellStart"/>
-      <w:r>
-        <w:t>định</w:t>
-      </w:r>
-      <w:proofErr w:type="spellEnd"/>
-      <w:r>
-        <w:t xml:space="preserve"> </w:t>
-      </w:r>
-      <w:proofErr w:type="spellStart"/>
-      <w:r>
-        <w:t>khi</w:t>
-      </w:r>
-      <w:proofErr w:type="spellEnd"/>
-      <w:r>
-        <w:t xml:space="preserve"> </w:t>
-      </w:r>
-      <w:proofErr w:type="spellStart"/>
-      <w:r>
-        <w:t>khách</w:t>
-      </w:r>
-      <w:proofErr w:type="spellEnd"/>
-      <w:r>
-        <w:t xml:space="preserve"> </w:t>
-      </w:r>
-      <w:proofErr w:type="spellStart"/>
-      <w:r>
-        <w:t>hàng</w:t>
-      </w:r>
-      <w:proofErr w:type="spellEnd"/>
-      <w:r>
-        <w:t xml:space="preserve"> </w:t>
-      </w:r>
-      <w:proofErr w:type="spellStart"/>
-      <w:r>
-        <w:t>chưa</w:t>
-      </w:r>
-      <w:proofErr w:type="spellEnd"/>
-      <w:r>
-        <w:t xml:space="preserve"> </w:t>
-      </w:r>
-      <w:proofErr w:type="spellStart"/>
-      <w:r>
-        <w:t>nhập</w:t>
-      </w:r>
-      <w:proofErr w:type="spellEnd"/>
-      <w:r>
-        <w:t xml:space="preserve"> </w:t>
-      </w:r>
-      <w:proofErr w:type="spellStart"/>
-      <w:r>
-        <w:t>đủ</w:t>
-      </w:r>
-      <w:proofErr w:type="spellEnd"/>
-      <w:r>
-        <w:t xml:space="preserve"> Form </w:t>
-      </w:r>
-      <w:proofErr w:type="spellStart"/>
-      <w:r>
-        <w:t>thẻ</w:t>
-      </w:r>
-      <w:proofErr w:type="spellEnd"/>
-      <w:r>
-        <w:t>.</w:t>
-      </w:r>
-    </w:p>
-    <w:p/>
-    <w:p/>
-    <w:p>
-      <w:r>
-        <w:t>2. TRẠNG THÁI: DEFAULT (</w:t>
-      </w:r>
-      <w:proofErr w:type="spellStart"/>
-      <w:r>
-        <w:t>Nút</w:t>
-      </w:r>
-      <w:proofErr w:type="spellEnd"/>
-      <w:r>
-        <w:t xml:space="preserve"> </w:t>
-      </w:r>
-      <w:proofErr w:type="spellStart"/>
-      <w:r>
-        <w:t>sáng</w:t>
-      </w:r>
-      <w:proofErr w:type="spellEnd"/>
-      <w:r>
-        <w:t xml:space="preserve"> - </w:t>
-      </w:r>
-      <w:proofErr w:type="spellStart"/>
-      <w:r>
-        <w:t>Sẵn</w:t>
-      </w:r>
-      <w:proofErr w:type="spellEnd"/>
-      <w:r>
-        <w:t xml:space="preserve"> </w:t>
-      </w:r>
-      <w:proofErr w:type="spellStart"/>
-      <w:r>
-        <w:t>sàng</w:t>
-      </w:r>
-      <w:proofErr w:type="spellEnd"/>
-      <w:r>
-        <w:t xml:space="preserve"> </w:t>
-      </w:r>
-      <w:proofErr w:type="spellStart"/>
-      <w:r>
-        <w:t>bấm</w:t>
-      </w:r>
-      <w:proofErr w:type="spellEnd"/>
-      <w:r>
-        <w:t>)</w:t>
-      </w:r>
-    </w:p>
-    <w:p>
-      <w:r>
-        <w:t xml:space="preserve">   ┌─────────────────────────────────────────────────────────┐</w:t>
-      </w:r>
-    </w:p>
-    <w:p>
-      <w:r>
-        <w:t xml:space="preserve">   │                       Thanh </w:t>
-      </w:r>
-      <w:proofErr w:type="spellStart"/>
-      <w:r>
-        <w:t>toán</w:t>
-      </w:r>
-      <w:proofErr w:type="spellEnd"/>
-      <w:r>
-        <w:t xml:space="preserve">                        </w:t>
-      </w:r>
-      <w:proofErr w:type="gramStart"/>
-      <w:r>
-        <w:t>│  (</w:t>
-      </w:r>
-      <w:proofErr w:type="gramEnd"/>
-      <w:r>
-        <w:t xml:space="preserve">Khung </w:t>
-      </w:r>
-      <w:proofErr w:type="spellStart"/>
-      <w:r>
-        <w:t>xám</w:t>
-      </w:r>
-      <w:proofErr w:type="spellEnd"/>
-      <w:r>
-        <w:t xml:space="preserve"> </w:t>
-      </w:r>
-      <w:proofErr w:type="spellStart"/>
-      <w:r>
-        <w:t>đậm</w:t>
-      </w:r>
-      <w:proofErr w:type="spellEnd"/>
-      <w:r>
-        <w:t>/</w:t>
-      </w:r>
-      <w:proofErr w:type="spellStart"/>
-      <w:r>
-        <w:t>Đen</w:t>
-      </w:r>
-      <w:proofErr w:type="spellEnd"/>
-      <w:r>
-        <w:t xml:space="preserve"> #333333,</w:t>
-      </w:r>
-    </w:p>
-    <w:p>
-      <w:r>
-        <w:t xml:space="preserve">   └─────────────────────────────────────────────────────────┘   </w:t>
-      </w:r>
-      <w:proofErr w:type="spellStart"/>
-      <w:r>
-        <w:t>Chữ</w:t>
-      </w:r>
-      <w:proofErr w:type="spellEnd"/>
-      <w:r>
-        <w:t xml:space="preserve"> </w:t>
-      </w:r>
-      <w:proofErr w:type="spellStart"/>
-      <w:r>
-        <w:t>trắng</w:t>
-      </w:r>
-      <w:proofErr w:type="spellEnd"/>
-      <w:r>
-        <w:t xml:space="preserve"> #FFFFFF)</w:t>
-      </w:r>
-    </w:p>
-    <w:p>
-      <w:r>
-        <w:lastRenderedPageBreak/>
-        <w:t xml:space="preserve">   * Ý </w:t>
-      </w:r>
-      <w:proofErr w:type="spellStart"/>
-      <w:r>
-        <w:t>nghĩa</w:t>
-      </w:r>
-      <w:proofErr w:type="spellEnd"/>
-      <w:r>
-        <w:t xml:space="preserve">: </w:t>
-      </w:r>
-      <w:proofErr w:type="spellStart"/>
-      <w:r>
-        <w:t>Dùng</w:t>
-      </w:r>
-      <w:proofErr w:type="spellEnd"/>
-      <w:r>
-        <w:t xml:space="preserve"> </w:t>
-      </w:r>
-      <w:proofErr w:type="spellStart"/>
-      <w:r>
-        <w:t>khi</w:t>
-      </w:r>
-      <w:proofErr w:type="spellEnd"/>
-      <w:r>
-        <w:t xml:space="preserve"> </w:t>
-      </w:r>
-      <w:proofErr w:type="spellStart"/>
-      <w:r>
-        <w:t>người</w:t>
-      </w:r>
-      <w:proofErr w:type="spellEnd"/>
-      <w:r>
-        <w:t xml:space="preserve"> </w:t>
-      </w:r>
-      <w:proofErr w:type="spellStart"/>
-      <w:r>
-        <w:t>dùng</w:t>
-      </w:r>
-      <w:proofErr w:type="spellEnd"/>
-      <w:r>
-        <w:t xml:space="preserve"> </w:t>
-      </w:r>
-      <w:proofErr w:type="spellStart"/>
-      <w:r>
-        <w:t>đã</w:t>
-      </w:r>
-      <w:proofErr w:type="spellEnd"/>
-      <w:r>
-        <w:t xml:space="preserve"> </w:t>
-      </w:r>
-      <w:proofErr w:type="spellStart"/>
-      <w:r>
-        <w:t>điền</w:t>
-      </w:r>
-      <w:proofErr w:type="spellEnd"/>
-      <w:r>
-        <w:t xml:space="preserve"> </w:t>
-      </w:r>
-      <w:proofErr w:type="spellStart"/>
-      <w:r>
-        <w:t>đúng</w:t>
-      </w:r>
-      <w:proofErr w:type="spellEnd"/>
-      <w:r>
-        <w:t xml:space="preserve"> &amp; </w:t>
-      </w:r>
-      <w:proofErr w:type="spellStart"/>
-      <w:r>
-        <w:t>đủ</w:t>
-      </w:r>
-      <w:proofErr w:type="spellEnd"/>
-      <w:r>
-        <w:t xml:space="preserve"> </w:t>
-      </w:r>
-      <w:proofErr w:type="spellStart"/>
-      <w:r>
-        <w:t>toàn</w:t>
-      </w:r>
-      <w:proofErr w:type="spellEnd"/>
-      <w:r>
-        <w:t xml:space="preserve"> </w:t>
-      </w:r>
-      <w:proofErr w:type="spellStart"/>
-      <w:r>
-        <w:t>bộ</w:t>
-      </w:r>
-      <w:proofErr w:type="spellEnd"/>
-      <w:r>
-        <w:t xml:space="preserve"> </w:t>
-      </w:r>
-      <w:proofErr w:type="spellStart"/>
-      <w:r>
-        <w:t>trường</w:t>
-      </w:r>
-      <w:proofErr w:type="spellEnd"/>
-      <w:r>
-        <w:t xml:space="preserve"> </w:t>
-      </w:r>
-      <w:proofErr w:type="spellStart"/>
-      <w:r>
-        <w:t>thông</w:t>
-      </w:r>
-      <w:proofErr w:type="spellEnd"/>
-      <w:r>
-        <w:t xml:space="preserve"> tin.</w:t>
-      </w:r>
-    </w:p>
-    <w:p/>
-    <w:p/>
-    <w:p>
-      <w:r>
-        <w:t>3. TRẠNG THÁI: LOADING (</w:t>
-      </w:r>
-      <w:proofErr w:type="spellStart"/>
-      <w:r>
-        <w:t>Nút</w:t>
-      </w:r>
-      <w:proofErr w:type="spellEnd"/>
-      <w:r>
-        <w:t xml:space="preserve"> </w:t>
-      </w:r>
-      <w:proofErr w:type="spellStart"/>
-      <w:r>
-        <w:t>đang</w:t>
-      </w:r>
-      <w:proofErr w:type="spellEnd"/>
-      <w:r>
-        <w:t xml:space="preserve"> </w:t>
-      </w:r>
-      <w:proofErr w:type="spellStart"/>
-      <w:r>
-        <w:t>xử</w:t>
-      </w:r>
-      <w:proofErr w:type="spellEnd"/>
-      <w:r>
-        <w:t xml:space="preserve"> </w:t>
-      </w:r>
-      <w:proofErr w:type="spellStart"/>
-      <w:r>
-        <w:t>lý</w:t>
-      </w:r>
-      <w:proofErr w:type="spellEnd"/>
-      <w:r>
-        <w:t xml:space="preserve"> - </w:t>
-      </w:r>
-      <w:proofErr w:type="spellStart"/>
-      <w:r>
-        <w:t>Chuyển</w:t>
-      </w:r>
-      <w:proofErr w:type="spellEnd"/>
-      <w:r>
-        <w:t xml:space="preserve"> </w:t>
-      </w:r>
-      <w:proofErr w:type="spellStart"/>
-      <w:r>
-        <w:t>tiếp</w:t>
-      </w:r>
-      <w:proofErr w:type="spellEnd"/>
-      <w:r>
-        <w:t xml:space="preserve"> </w:t>
-      </w:r>
-      <w:proofErr w:type="spellStart"/>
-      <w:r>
-        <w:t>giao</w:t>
-      </w:r>
-      <w:proofErr w:type="spellEnd"/>
-      <w:r>
-        <w:t xml:space="preserve"> </w:t>
-      </w:r>
-      <w:proofErr w:type="spellStart"/>
-      <w:r>
-        <w:t>dịch</w:t>
-      </w:r>
-      <w:proofErr w:type="spellEnd"/>
-      <w:r>
-        <w:t>)</w:t>
-      </w:r>
-    </w:p>
-    <w:p>
-      <w:r>
-        <w:t xml:space="preserve">   ┌─────────────────────────────────────────────────────────┐</w:t>
-      </w:r>
-    </w:p>
-    <w:p>
-      <w:r>
-        <w:t xml:space="preserve">   │                </w:t>
-      </w:r>
-      <w:proofErr w:type="gramStart"/>
-      <w:r>
-        <w:t xml:space="preserve">   [</w:t>
-      </w:r>
-      <w:proofErr w:type="gramEnd"/>
-      <w:r>
-        <w:rPr>
-          <w:rFonts w:ascii="Cambria Math" w:hAnsi="Cambria Math" w:cs="Cambria Math"/>
-        </w:rPr>
-        <w:t>⟳</w:t>
-      </w:r>
-      <w:r>
-        <w:t xml:space="preserve">] </w:t>
-      </w:r>
-      <w:proofErr w:type="spellStart"/>
-      <w:r>
-        <w:t>Đang</w:t>
-      </w:r>
-      <w:proofErr w:type="spellEnd"/>
-      <w:r>
-        <w:t xml:space="preserve"> </w:t>
-      </w:r>
-      <w:proofErr w:type="spellStart"/>
-      <w:r>
-        <w:t>xử</w:t>
-      </w:r>
-      <w:proofErr w:type="spellEnd"/>
-      <w:r>
-        <w:t xml:space="preserve"> </w:t>
-      </w:r>
-      <w:proofErr w:type="spellStart"/>
-      <w:r>
-        <w:t>lý</w:t>
-      </w:r>
-      <w:proofErr w:type="spellEnd"/>
-      <w:r>
-        <w:t xml:space="preserve">...                     </w:t>
-      </w:r>
-      <w:proofErr w:type="gramStart"/>
-      <w:r>
-        <w:t>│  (</w:t>
-      </w:r>
-      <w:proofErr w:type="gramEnd"/>
-      <w:r>
-        <w:t xml:space="preserve">Khung </w:t>
-      </w:r>
-      <w:proofErr w:type="spellStart"/>
-      <w:r>
-        <w:t>xám</w:t>
-      </w:r>
-      <w:proofErr w:type="spellEnd"/>
-      <w:r>
-        <w:t xml:space="preserve"> </w:t>
-      </w:r>
-      <w:proofErr w:type="spellStart"/>
-      <w:r>
-        <w:t>vừa</w:t>
-      </w:r>
-      <w:proofErr w:type="spellEnd"/>
-      <w:r>
-        <w:t xml:space="preserve"> #757575,</w:t>
-      </w:r>
-    </w:p>
-    <w:p>
-      <w:r>
-        <w:t xml:space="preserve">   └─────────────────────────────────────────────────────────┘   </w:t>
-      </w:r>
-      <w:proofErr w:type="spellStart"/>
-      <w:r>
-        <w:t>Chữ</w:t>
-      </w:r>
-      <w:proofErr w:type="spellEnd"/>
-      <w:r>
-        <w:t xml:space="preserve"> </w:t>
-      </w:r>
-      <w:proofErr w:type="spellStart"/>
-      <w:r>
-        <w:t>trắng</w:t>
-      </w:r>
-      <w:proofErr w:type="spellEnd"/>
-      <w:r>
-        <w:t xml:space="preserve"> + Spinner Icon)</w:t>
-      </w:r>
-    </w:p>
-    <w:p>
-      <w:r>
-        <w:t xml:space="preserve">   * Ý </w:t>
-      </w:r>
-      <w:proofErr w:type="spellStart"/>
-      <w:r>
-        <w:t>nghĩa</w:t>
-      </w:r>
-      <w:proofErr w:type="spellEnd"/>
-      <w:r>
-        <w:t xml:space="preserve">: </w:t>
-      </w:r>
-      <w:proofErr w:type="spellStart"/>
-      <w:r>
-        <w:t>Dùng</w:t>
-      </w:r>
-      <w:proofErr w:type="spellEnd"/>
-      <w:r>
-        <w:t xml:space="preserve"> </w:t>
-      </w:r>
-      <w:proofErr w:type="spellStart"/>
-      <w:r>
-        <w:t>làm</w:t>
-      </w:r>
-      <w:proofErr w:type="spellEnd"/>
-      <w:r>
-        <w:t xml:space="preserve"> </w:t>
-      </w:r>
-      <w:proofErr w:type="spellStart"/>
-      <w:r>
-        <w:t>màn</w:t>
-      </w:r>
-      <w:proofErr w:type="spellEnd"/>
-      <w:r>
-        <w:t xml:space="preserve"> </w:t>
-      </w:r>
-      <w:proofErr w:type="spellStart"/>
-      <w:r>
-        <w:t>hình</w:t>
-      </w:r>
-      <w:proofErr w:type="spellEnd"/>
-      <w:r>
-        <w:t xml:space="preserve"> </w:t>
-      </w:r>
-      <w:proofErr w:type="spellStart"/>
-      <w:r>
-        <w:t>trung</w:t>
-      </w:r>
-      <w:proofErr w:type="spellEnd"/>
-      <w:r>
-        <w:t xml:space="preserve"> </w:t>
-      </w:r>
-      <w:proofErr w:type="spellStart"/>
-      <w:r>
-        <w:t>gian</w:t>
-      </w:r>
-      <w:proofErr w:type="spellEnd"/>
-      <w:r>
-        <w:t xml:space="preserve"> </w:t>
-      </w:r>
-      <w:proofErr w:type="spellStart"/>
-      <w:r>
-        <w:t>mô</w:t>
-      </w:r>
-      <w:proofErr w:type="spellEnd"/>
-      <w:r>
-        <w:t xml:space="preserve"> </w:t>
-      </w:r>
-      <w:proofErr w:type="spellStart"/>
-      <w:r>
-        <w:t>phỏng</w:t>
-      </w:r>
-      <w:proofErr w:type="spellEnd"/>
-      <w:r>
-        <w:t xml:space="preserve"> </w:t>
-      </w:r>
-      <w:proofErr w:type="spellStart"/>
-      <w:r>
-        <w:t>quá</w:t>
-      </w:r>
-      <w:proofErr w:type="spellEnd"/>
-      <w:r>
-        <w:t xml:space="preserve"> </w:t>
-      </w:r>
-      <w:proofErr w:type="spellStart"/>
-      <w:r>
-        <w:t>trình</w:t>
-      </w:r>
-      <w:proofErr w:type="spellEnd"/>
-      <w:r>
-        <w:t xml:space="preserve"> </w:t>
-      </w:r>
-      <w:proofErr w:type="spellStart"/>
-      <w:r>
-        <w:t>gọi</w:t>
-      </w:r>
-      <w:proofErr w:type="spellEnd"/>
-      <w:r>
-        <w:t xml:space="preserve"> API </w:t>
-      </w:r>
-      <w:proofErr w:type="spellStart"/>
-      <w:r>
-        <w:t>thanh</w:t>
-      </w:r>
-      <w:proofErr w:type="spellEnd"/>
-      <w:r>
-        <w:t xml:space="preserve"> </w:t>
-      </w:r>
-      <w:proofErr w:type="spellStart"/>
-      <w:r>
-        <w:t>toán</w:t>
-      </w:r>
-      <w:proofErr w:type="spellEnd"/>
-      <w:r>
-        <w:t>.</w:t>
-      </w:r>
-    </w:p>
     <w:p>
       <w:pPr>
         <w:rPr>
@@ -5142,11 +5753,11 @@
         <w:tblLook w:val="04A0" w:firstRow="1" w:lastRow="0" w:firstColumn="1" w:lastColumn="0" w:noHBand="0" w:noVBand="1"/>
       </w:tblPr>
       <w:tblGrid>
-        <w:gridCol w:w="1518"/>
-        <w:gridCol w:w="2531"/>
-        <w:gridCol w:w="1967"/>
-        <w:gridCol w:w="1491"/>
-        <w:gridCol w:w="1837"/>
+        <w:gridCol w:w="1511"/>
+        <w:gridCol w:w="2516"/>
+        <w:gridCol w:w="1958"/>
+        <w:gridCol w:w="1561"/>
+        <w:gridCol w:w="1798"/>
       </w:tblGrid>
       <w:tr>
         <w:trPr>
@@ -5178,6 +5789,7 @@
                 <w:b/>
                 <w:bCs/>
               </w:rPr>
+              <w:lastRenderedPageBreak/>
               <w:t>Trạng</w:t>
             </w:r>
             <w:proofErr w:type="spellEnd"/>
@@ -6133,26 +6745,51 @@
             <w:r>
               <w:t xml:space="preserve"> </w:t>
             </w:r>
+            <w:r>
+              <w:t>Spinner</w:t>
+            </w:r>
+            <w:r>
+              <w:t xml:space="preserve"> / </w:t>
+            </w:r>
             <w:proofErr w:type="spellStart"/>
             <w:r>
-              <w:t>Vòng</w:t>
+              <w:t>thông</w:t>
             </w:r>
             <w:proofErr w:type="spellEnd"/>
             <w:r>
-              <w:t xml:space="preserve"> quay </w:t>
-            </w:r>
-            <w:r>
-              <w:lastRenderedPageBreak/>
-              <w:t>/ Spinner [</w:t>
-            </w:r>
-            <w:r>
-              <w:rPr>
-                <w:rFonts w:ascii="Cambria Math" w:hAnsi="Cambria Math" w:cs="Cambria Math"/>
-              </w:rPr>
-              <w:t>⟳</w:t>
-            </w:r>
-            <w:r>
-              <w:t>]</w:t>
+              <w:t xml:space="preserve"> </w:t>
+            </w:r>
+            <w:proofErr w:type="spellStart"/>
+            <w:r>
+              <w:t>báo</w:t>
+            </w:r>
+            <w:proofErr w:type="spellEnd"/>
+            <w:r>
+              <w:t xml:space="preserve"> (“</w:t>
+            </w:r>
+            <w:proofErr w:type="spellStart"/>
+            <w:r>
+              <w:t>Đang</w:t>
+            </w:r>
+            <w:proofErr w:type="spellEnd"/>
+            <w:r>
+              <w:t xml:space="preserve"> </w:t>
+            </w:r>
+            <w:proofErr w:type="spellStart"/>
+            <w:r>
+              <w:t>xử</w:t>
+            </w:r>
+            <w:proofErr w:type="spellEnd"/>
+            <w:r>
+              <w:t xml:space="preserve"> </w:t>
+            </w:r>
+            <w:proofErr w:type="spellStart"/>
+            <w:r>
+              <w:t>lí</w:t>
+            </w:r>
+            <w:proofErr w:type="spellEnd"/>
+            <w:r>
+              <w:t>”)</w:t>
             </w:r>
           </w:p>
         </w:tc>
@@ -6177,7 +6814,6 @@
           <w:p>
             <w:proofErr w:type="spellStart"/>
             <w:r>
-              <w:lastRenderedPageBreak/>
               <w:t>Màn</w:t>
             </w:r>
             <w:proofErr w:type="spellEnd"/>
@@ -6226,7 +6862,6 @@
             </w:r>
             <w:proofErr w:type="spellStart"/>
             <w:r>
-              <w:lastRenderedPageBreak/>
               <w:t>quá</w:t>
             </w:r>
             <w:proofErr w:type="spellEnd"/>
@@ -6320,6 +6955,155 @@
 <file path=word/numbering.xml><?xml version="1.0" encoding="utf-8"?>
 <w:numbering xmlns:wpc="http://schemas.microsoft.com/office/word/2010/wordprocessingCanvas" xmlns:cx="http://schemas.microsoft.com/office/drawing/2014/chartex" xmlns:cx1="http://schemas.microsoft.com/office/drawing/2015/9/8/chartex" xmlns:cx2="http://schemas.microsoft.com/office/drawing/2015/10/21/chartex" xmlns:cx3="http://schemas.microsoft.com/office/drawing/2016/5/9/chartex" xmlns:cx4="http://schemas.microsoft.com/office/drawing/2016/5/10/chartex" xmlns:cx5="http://schemas.microsoft.com/office/drawing/2016/5/11/chartex" xmlns:cx6="http://schemas.microsoft.com/office/drawing/2016/5/12/chartex" xmlns:cx7="http://schemas.microsoft.com/office/drawing/2016/5/13/chartex" xmlns:cx8="http://schemas.microsoft.com/office/drawing/2016/5/14/chartex" xmlns:mc="http://schemas.openxmlformats.org/markup-compatibility/2006" xmlns:aink="http://schemas.microsoft.com/office/drawing/2016/ink" xmlns:am3d="http://schemas.microsoft.com/office/drawing/2017/model3d" xmlns:o="urn:schemas-microsoft-com:office:office" xmlns:oel="http://schemas.microsoft.com/office/2019/extlst" xmlns:r="http://schemas.openxmlformats.org/officeDocument/2006/relationships" xmlns:m="http://schemas.openxmlformats.org/officeDocument/2006/math" xmlns:v="urn:schemas-microsoft-com:vml" xmlns:wp14="http://schemas.microsoft.com/office/word/2010/wordprocessingDrawing" xmlns:wp="http://schemas.openxmlformats.org/drawingml/2006/wordprocessingDrawing" xmlns:w10="urn:schemas-microsoft-com:office:word" xmlns:w="http://schemas.openxmlformats.org/wordprocessingml/2006/main" xmlns:w14="http://schemas.microsoft.com/office/word/2010/wordml" xmlns:w15="http://schemas.microsoft.com/office/word/2012/wordml" xmlns:w16cex="http://schemas.microsoft.com/office/word/2018/wordml/cex" xmlns:w16cid="http://schemas.microsoft.com/office/word/2016/wordml/cid" xmlns:w16="http://schemas.microsoft.com/office/word/2018/wordml" xmlns:w16du="http://schemas.microsoft.com/office/word/2023/wordml/word16du" xmlns:w16sdtdh="http://schemas.microsoft.com/office/word/2020/wordml/sdtdatahash" xmlns:w16sdtfl="http://schemas.microsoft.com/office/word/2024/wordml/sdtformatlock" xmlns:w16se="http://schemas.microsoft.com/office/word/2015/wordml/symex" xmlns:wpg="http://schemas.microsoft.com/office/word/2010/wordprocessingGroup" xmlns:wpi="http://schemas.microsoft.com/office/word/2010/wordprocessingInk" xmlns:wne="http://schemas.microsoft.com/office/word/2006/wordml" xmlns:wps="http://schemas.microsoft.com/office/word/2010/wordprocessingShape" mc:Ignorable="w14 w15 w16se w16cid w16 w16cex w16sdtdh w16sdtfl w16du wp14">
   <w:abstractNum w:abstractNumId="0" w15:restartNumberingAfterBreak="0">
+    <w:nsid w:val="02760D5D"/>
+    <w:multiLevelType w:val="multilevel"/>
+    <w:tmpl w:val="9072E510"/>
+    <w:lvl w:ilvl="0">
+      <w:start w:val="1"/>
+      <w:numFmt w:val="bullet"/>
+      <w:lvlText w:val=""/>
+      <w:lvlJc w:val="left"/>
+      <w:pPr>
+        <w:tabs>
+          <w:tab w:val="num" w:pos="720"/>
+        </w:tabs>
+        <w:ind w:left="720" w:hanging="360"/>
+      </w:pPr>
+      <w:rPr>
+        <w:rFonts w:ascii="Symbol" w:hAnsi="Symbol" w:hint="default"/>
+        <w:sz w:val="20"/>
+      </w:rPr>
+    </w:lvl>
+    <w:lvl w:ilvl="1" w:tentative="1">
+      <w:start w:val="1"/>
+      <w:numFmt w:val="bullet"/>
+      <w:lvlText w:val="o"/>
+      <w:lvlJc w:val="left"/>
+      <w:pPr>
+        <w:tabs>
+          <w:tab w:val="num" w:pos="1440"/>
+        </w:tabs>
+        <w:ind w:left="1440" w:hanging="360"/>
+      </w:pPr>
+      <w:rPr>
+        <w:rFonts w:ascii="Courier New" w:hAnsi="Courier New" w:hint="default"/>
+        <w:sz w:val="20"/>
+      </w:rPr>
+    </w:lvl>
+    <w:lvl w:ilvl="2" w:tentative="1">
+      <w:start w:val="1"/>
+      <w:numFmt w:val="bullet"/>
+      <w:lvlText w:val=""/>
+      <w:lvlJc w:val="left"/>
+      <w:pPr>
+        <w:tabs>
+          <w:tab w:val="num" w:pos="2160"/>
+        </w:tabs>
+        <w:ind w:left="2160" w:hanging="360"/>
+      </w:pPr>
+      <w:rPr>
+        <w:rFonts w:ascii="Wingdings" w:hAnsi="Wingdings" w:hint="default"/>
+        <w:sz w:val="20"/>
+      </w:rPr>
+    </w:lvl>
+    <w:lvl w:ilvl="3" w:tentative="1">
+      <w:start w:val="1"/>
+      <w:numFmt w:val="bullet"/>
+      <w:lvlText w:val=""/>
+      <w:lvlJc w:val="left"/>
+      <w:pPr>
+        <w:tabs>
+          <w:tab w:val="num" w:pos="2880"/>
+        </w:tabs>
+        <w:ind w:left="2880" w:hanging="360"/>
+      </w:pPr>
+      <w:rPr>
+        <w:rFonts w:ascii="Wingdings" w:hAnsi="Wingdings" w:hint="default"/>
+        <w:sz w:val="20"/>
+      </w:rPr>
+    </w:lvl>
+    <w:lvl w:ilvl="4" w:tentative="1">
+      <w:start w:val="1"/>
+      <w:numFmt w:val="bullet"/>
+      <w:lvlText w:val=""/>
+      <w:lvlJc w:val="left"/>
+      <w:pPr>
+        <w:tabs>
+          <w:tab w:val="num" w:pos="3600"/>
+        </w:tabs>
+        <w:ind w:left="3600" w:hanging="360"/>
+      </w:pPr>
+      <w:rPr>
+        <w:rFonts w:ascii="Wingdings" w:hAnsi="Wingdings" w:hint="default"/>
+        <w:sz w:val="20"/>
+      </w:rPr>
+    </w:lvl>
+    <w:lvl w:ilvl="5" w:tentative="1">
+      <w:start w:val="1"/>
+      <w:numFmt w:val="bullet"/>
+      <w:lvlText w:val=""/>
+      <w:lvlJc w:val="left"/>
+      <w:pPr>
+        <w:tabs>
+          <w:tab w:val="num" w:pos="4320"/>
+        </w:tabs>
+        <w:ind w:left="4320" w:hanging="360"/>
+      </w:pPr>
+      <w:rPr>
+        <w:rFonts w:ascii="Wingdings" w:hAnsi="Wingdings" w:hint="default"/>
+        <w:sz w:val="20"/>
+      </w:rPr>
+    </w:lvl>
+    <w:lvl w:ilvl="6" w:tentative="1">
+      <w:start w:val="1"/>
+      <w:numFmt w:val="bullet"/>
+      <w:lvlText w:val=""/>
+      <w:lvlJc w:val="left"/>
+      <w:pPr>
+        <w:tabs>
+          <w:tab w:val="num" w:pos="5040"/>
+        </w:tabs>
+        <w:ind w:left="5040" w:hanging="360"/>
+      </w:pPr>
+      <w:rPr>
+        <w:rFonts w:ascii="Wingdings" w:hAnsi="Wingdings" w:hint="default"/>
+        <w:sz w:val="20"/>
+      </w:rPr>
+    </w:lvl>
+    <w:lvl w:ilvl="7" w:tentative="1">
+      <w:start w:val="1"/>
+      <w:numFmt w:val="bullet"/>
+      <w:lvlText w:val=""/>
+      <w:lvlJc w:val="left"/>
+      <w:pPr>
+        <w:tabs>
+          <w:tab w:val="num" w:pos="5760"/>
+        </w:tabs>
+        <w:ind w:left="5760" w:hanging="360"/>
+      </w:pPr>
+      <w:rPr>
+        <w:rFonts w:ascii="Wingdings" w:hAnsi="Wingdings" w:hint="default"/>
+        <w:sz w:val="20"/>
+      </w:rPr>
+    </w:lvl>
+    <w:lvl w:ilvl="8" w:tentative="1">
+      <w:start w:val="1"/>
+      <w:numFmt w:val="bullet"/>
+      <w:lvlText w:val=""/>
+      <w:lvlJc w:val="left"/>
+      <w:pPr>
+        <w:tabs>
+          <w:tab w:val="num" w:pos="6480"/>
+        </w:tabs>
+        <w:ind w:left="6480" w:hanging="360"/>
+      </w:pPr>
+      <w:rPr>
+        <w:rFonts w:ascii="Wingdings" w:hAnsi="Wingdings" w:hint="default"/>
+        <w:sz w:val="20"/>
+      </w:rPr>
+    </w:lvl>
+  </w:abstractNum>
+  <w:abstractNum w:abstractNumId="1" w15:restartNumberingAfterBreak="0">
     <w:nsid w:val="03661485"/>
     <w:multiLevelType w:val="multilevel"/>
     <w:tmpl w:val="C00C0198"/>
@@ -6468,7 +7252,7 @@
       </w:rPr>
     </w:lvl>
   </w:abstractNum>
-  <w:abstractNum w:abstractNumId="1" w15:restartNumberingAfterBreak="0">
+  <w:abstractNum w:abstractNumId="2" w15:restartNumberingAfterBreak="0">
     <w:nsid w:val="19B27C65"/>
     <w:multiLevelType w:val="multilevel"/>
     <w:tmpl w:val="F836DAB2"/>
@@ -6581,7 +7365,7 @@
       </w:pPr>
     </w:lvl>
   </w:abstractNum>
-  <w:abstractNum w:abstractNumId="2" w15:restartNumberingAfterBreak="0">
+  <w:abstractNum w:abstractNumId="3" w15:restartNumberingAfterBreak="0">
     <w:nsid w:val="205A47BA"/>
     <w:multiLevelType w:val="multilevel"/>
     <w:tmpl w:val="C1E87DE4"/>
@@ -6730,14 +7514,321 @@
       </w:rPr>
     </w:lvl>
   </w:abstractNum>
+  <w:abstractNum w:abstractNumId="4" w15:restartNumberingAfterBreak="0">
+    <w:nsid w:val="56AD715C"/>
+    <w:multiLevelType w:val="multilevel"/>
+    <w:tmpl w:val="64686EA4"/>
+    <w:lvl w:ilvl="0">
+      <w:start w:val="1"/>
+      <w:numFmt w:val="bullet"/>
+      <w:lvlText w:val=""/>
+      <w:lvlJc w:val="left"/>
+      <w:pPr>
+        <w:tabs>
+          <w:tab w:val="num" w:pos="720"/>
+        </w:tabs>
+        <w:ind w:left="720" w:hanging="360"/>
+      </w:pPr>
+      <w:rPr>
+        <w:rFonts w:ascii="Symbol" w:hAnsi="Symbol" w:hint="default"/>
+        <w:sz w:val="20"/>
+      </w:rPr>
+    </w:lvl>
+    <w:lvl w:ilvl="1" w:tentative="1">
+      <w:start w:val="1"/>
+      <w:numFmt w:val="bullet"/>
+      <w:lvlText w:val="o"/>
+      <w:lvlJc w:val="left"/>
+      <w:pPr>
+        <w:tabs>
+          <w:tab w:val="num" w:pos="1440"/>
+        </w:tabs>
+        <w:ind w:left="1440" w:hanging="360"/>
+      </w:pPr>
+      <w:rPr>
+        <w:rFonts w:ascii="Courier New" w:hAnsi="Courier New" w:hint="default"/>
+        <w:sz w:val="20"/>
+      </w:rPr>
+    </w:lvl>
+    <w:lvl w:ilvl="2" w:tentative="1">
+      <w:start w:val="1"/>
+      <w:numFmt w:val="bullet"/>
+      <w:lvlText w:val=""/>
+      <w:lvlJc w:val="left"/>
+      <w:pPr>
+        <w:tabs>
+          <w:tab w:val="num" w:pos="2160"/>
+        </w:tabs>
+        <w:ind w:left="2160" w:hanging="360"/>
+      </w:pPr>
+      <w:rPr>
+        <w:rFonts w:ascii="Wingdings" w:hAnsi="Wingdings" w:hint="default"/>
+        <w:sz w:val="20"/>
+      </w:rPr>
+    </w:lvl>
+    <w:lvl w:ilvl="3" w:tentative="1">
+      <w:start w:val="1"/>
+      <w:numFmt w:val="bullet"/>
+      <w:lvlText w:val=""/>
+      <w:lvlJc w:val="left"/>
+      <w:pPr>
+        <w:tabs>
+          <w:tab w:val="num" w:pos="2880"/>
+        </w:tabs>
+        <w:ind w:left="2880" w:hanging="360"/>
+      </w:pPr>
+      <w:rPr>
+        <w:rFonts w:ascii="Wingdings" w:hAnsi="Wingdings" w:hint="default"/>
+        <w:sz w:val="20"/>
+      </w:rPr>
+    </w:lvl>
+    <w:lvl w:ilvl="4" w:tentative="1">
+      <w:start w:val="1"/>
+      <w:numFmt w:val="bullet"/>
+      <w:lvlText w:val=""/>
+      <w:lvlJc w:val="left"/>
+      <w:pPr>
+        <w:tabs>
+          <w:tab w:val="num" w:pos="3600"/>
+        </w:tabs>
+        <w:ind w:left="3600" w:hanging="360"/>
+      </w:pPr>
+      <w:rPr>
+        <w:rFonts w:ascii="Wingdings" w:hAnsi="Wingdings" w:hint="default"/>
+        <w:sz w:val="20"/>
+      </w:rPr>
+    </w:lvl>
+    <w:lvl w:ilvl="5" w:tentative="1">
+      <w:start w:val="1"/>
+      <w:numFmt w:val="bullet"/>
+      <w:lvlText w:val=""/>
+      <w:lvlJc w:val="left"/>
+      <w:pPr>
+        <w:tabs>
+          <w:tab w:val="num" w:pos="4320"/>
+        </w:tabs>
+        <w:ind w:left="4320" w:hanging="360"/>
+      </w:pPr>
+      <w:rPr>
+        <w:rFonts w:ascii="Wingdings" w:hAnsi="Wingdings" w:hint="default"/>
+        <w:sz w:val="20"/>
+      </w:rPr>
+    </w:lvl>
+    <w:lvl w:ilvl="6" w:tentative="1">
+      <w:start w:val="1"/>
+      <w:numFmt w:val="bullet"/>
+      <w:lvlText w:val=""/>
+      <w:lvlJc w:val="left"/>
+      <w:pPr>
+        <w:tabs>
+          <w:tab w:val="num" w:pos="5040"/>
+        </w:tabs>
+        <w:ind w:left="5040" w:hanging="360"/>
+      </w:pPr>
+      <w:rPr>
+        <w:rFonts w:ascii="Wingdings" w:hAnsi="Wingdings" w:hint="default"/>
+        <w:sz w:val="20"/>
+      </w:rPr>
+    </w:lvl>
+    <w:lvl w:ilvl="7" w:tentative="1">
+      <w:start w:val="1"/>
+      <w:numFmt w:val="bullet"/>
+      <w:lvlText w:val=""/>
+      <w:lvlJc w:val="left"/>
+      <w:pPr>
+        <w:tabs>
+          <w:tab w:val="num" w:pos="5760"/>
+        </w:tabs>
+        <w:ind w:left="5760" w:hanging="360"/>
+      </w:pPr>
+      <w:rPr>
+        <w:rFonts w:ascii="Wingdings" w:hAnsi="Wingdings" w:hint="default"/>
+        <w:sz w:val="20"/>
+      </w:rPr>
+    </w:lvl>
+    <w:lvl w:ilvl="8" w:tentative="1">
+      <w:start w:val="1"/>
+      <w:numFmt w:val="bullet"/>
+      <w:lvlText w:val=""/>
+      <w:lvlJc w:val="left"/>
+      <w:pPr>
+        <w:tabs>
+          <w:tab w:val="num" w:pos="6480"/>
+        </w:tabs>
+        <w:ind w:left="6480" w:hanging="360"/>
+      </w:pPr>
+      <w:rPr>
+        <w:rFonts w:ascii="Wingdings" w:hAnsi="Wingdings" w:hint="default"/>
+        <w:sz w:val="20"/>
+      </w:rPr>
+    </w:lvl>
+  </w:abstractNum>
+  <w:abstractNum w:abstractNumId="5" w15:restartNumberingAfterBreak="0">
+    <w:nsid w:val="76D17315"/>
+    <w:multiLevelType w:val="multilevel"/>
+    <w:tmpl w:val="8B32A8E6"/>
+    <w:lvl w:ilvl="0">
+      <w:start w:val="1"/>
+      <w:numFmt w:val="bullet"/>
+      <w:lvlText w:val=""/>
+      <w:lvlJc w:val="left"/>
+      <w:pPr>
+        <w:tabs>
+          <w:tab w:val="num" w:pos="720"/>
+        </w:tabs>
+        <w:ind w:left="720" w:hanging="360"/>
+      </w:pPr>
+      <w:rPr>
+        <w:rFonts w:ascii="Symbol" w:hAnsi="Symbol" w:hint="default"/>
+        <w:sz w:val="20"/>
+      </w:rPr>
+    </w:lvl>
+    <w:lvl w:ilvl="1" w:tentative="1">
+      <w:start w:val="1"/>
+      <w:numFmt w:val="bullet"/>
+      <w:lvlText w:val="o"/>
+      <w:lvlJc w:val="left"/>
+      <w:pPr>
+        <w:tabs>
+          <w:tab w:val="num" w:pos="1440"/>
+        </w:tabs>
+        <w:ind w:left="1440" w:hanging="360"/>
+      </w:pPr>
+      <w:rPr>
+        <w:rFonts w:ascii="Courier New" w:hAnsi="Courier New" w:hint="default"/>
+        <w:sz w:val="20"/>
+      </w:rPr>
+    </w:lvl>
+    <w:lvl w:ilvl="2" w:tentative="1">
+      <w:start w:val="1"/>
+      <w:numFmt w:val="bullet"/>
+      <w:lvlText w:val=""/>
+      <w:lvlJc w:val="left"/>
+      <w:pPr>
+        <w:tabs>
+          <w:tab w:val="num" w:pos="2160"/>
+        </w:tabs>
+        <w:ind w:left="2160" w:hanging="360"/>
+      </w:pPr>
+      <w:rPr>
+        <w:rFonts w:ascii="Wingdings" w:hAnsi="Wingdings" w:hint="default"/>
+        <w:sz w:val="20"/>
+      </w:rPr>
+    </w:lvl>
+    <w:lvl w:ilvl="3" w:tentative="1">
+      <w:start w:val="1"/>
+      <w:numFmt w:val="bullet"/>
+      <w:lvlText w:val=""/>
+      <w:lvlJc w:val="left"/>
+      <w:pPr>
+        <w:tabs>
+          <w:tab w:val="num" w:pos="2880"/>
+        </w:tabs>
+        <w:ind w:left="2880" w:hanging="360"/>
+      </w:pPr>
+      <w:rPr>
+        <w:rFonts w:ascii="Wingdings" w:hAnsi="Wingdings" w:hint="default"/>
+        <w:sz w:val="20"/>
+      </w:rPr>
+    </w:lvl>
+    <w:lvl w:ilvl="4" w:tentative="1">
+      <w:start w:val="1"/>
+      <w:numFmt w:val="bullet"/>
+      <w:lvlText w:val=""/>
+      <w:lvlJc w:val="left"/>
+      <w:pPr>
+        <w:tabs>
+          <w:tab w:val="num" w:pos="3600"/>
+        </w:tabs>
+        <w:ind w:left="3600" w:hanging="360"/>
+      </w:pPr>
+      <w:rPr>
+        <w:rFonts w:ascii="Wingdings" w:hAnsi="Wingdings" w:hint="default"/>
+        <w:sz w:val="20"/>
+      </w:rPr>
+    </w:lvl>
+    <w:lvl w:ilvl="5" w:tentative="1">
+      <w:start w:val="1"/>
+      <w:numFmt w:val="bullet"/>
+      <w:lvlText w:val=""/>
+      <w:lvlJc w:val="left"/>
+      <w:pPr>
+        <w:tabs>
+          <w:tab w:val="num" w:pos="4320"/>
+        </w:tabs>
+        <w:ind w:left="4320" w:hanging="360"/>
+      </w:pPr>
+      <w:rPr>
+        <w:rFonts w:ascii="Wingdings" w:hAnsi="Wingdings" w:hint="default"/>
+        <w:sz w:val="20"/>
+      </w:rPr>
+    </w:lvl>
+    <w:lvl w:ilvl="6" w:tentative="1">
+      <w:start w:val="1"/>
+      <w:numFmt w:val="bullet"/>
+      <w:lvlText w:val=""/>
+      <w:lvlJc w:val="left"/>
+      <w:pPr>
+        <w:tabs>
+          <w:tab w:val="num" w:pos="5040"/>
+        </w:tabs>
+        <w:ind w:left="5040" w:hanging="360"/>
+      </w:pPr>
+      <w:rPr>
+        <w:rFonts w:ascii="Wingdings" w:hAnsi="Wingdings" w:hint="default"/>
+        <w:sz w:val="20"/>
+      </w:rPr>
+    </w:lvl>
+    <w:lvl w:ilvl="7" w:tentative="1">
+      <w:start w:val="1"/>
+      <w:numFmt w:val="bullet"/>
+      <w:lvlText w:val=""/>
+      <w:lvlJc w:val="left"/>
+      <w:pPr>
+        <w:tabs>
+          <w:tab w:val="num" w:pos="5760"/>
+        </w:tabs>
+        <w:ind w:left="5760" w:hanging="360"/>
+      </w:pPr>
+      <w:rPr>
+        <w:rFonts w:ascii="Wingdings" w:hAnsi="Wingdings" w:hint="default"/>
+        <w:sz w:val="20"/>
+      </w:rPr>
+    </w:lvl>
+    <w:lvl w:ilvl="8" w:tentative="1">
+      <w:start w:val="1"/>
+      <w:numFmt w:val="bullet"/>
+      <w:lvlText w:val=""/>
+      <w:lvlJc w:val="left"/>
+      <w:pPr>
+        <w:tabs>
+          <w:tab w:val="num" w:pos="6480"/>
+        </w:tabs>
+        <w:ind w:left="6480" w:hanging="360"/>
+      </w:pPr>
+      <w:rPr>
+        <w:rFonts w:ascii="Wingdings" w:hAnsi="Wingdings" w:hint="default"/>
+        <w:sz w:val="20"/>
+      </w:rPr>
+    </w:lvl>
+  </w:abstractNum>
   <w:num w:numId="1" w16cid:durableId="975767312">
+    <w:abstractNumId w:val="1"/>
+  </w:num>
+  <w:num w:numId="2" w16cid:durableId="1042487205">
+    <w:abstractNumId w:val="2"/>
+  </w:num>
+  <w:num w:numId="3" w16cid:durableId="281767438">
+    <w:abstractNumId w:val="3"/>
+  </w:num>
+  <w:num w:numId="4" w16cid:durableId="158352321">
+    <w:abstractNumId w:val="5"/>
+  </w:num>
+  <w:num w:numId="5" w16cid:durableId="459811194">
     <w:abstractNumId w:val="0"/>
   </w:num>
-  <w:num w:numId="2" w16cid:durableId="1042487205">
-    <w:abstractNumId w:val="1"/>
-  </w:num>
-  <w:num w:numId="3" w16cid:durableId="281767438">
-    <w:abstractNumId w:val="2"/>
+  <w:num w:numId="6" w16cid:durableId="2089106987">
+    <w:abstractNumId w:val="4"/>
   </w:num>
 </w:numbering>
 </file>
